--- a/CMA_Summaries_B4_Ch14.docx
+++ b/CMA_Summaries_B4_Ch14.docx
@@ -451,580 +451,6 @@
       </w:tr>
     </w:tbl>
     <w:p/>
-    <w:tbl>
-      <w:tblPr>
-        <w:tblW w:type="pct" w:w="100%"/>
-        <w:tblLayout w:type="fixed"/>
-        <w:tblBorders>
-          <w:top w:val="single" w:color="353A7C" w:sz="6"/>
-          <w:left w:val="single" w:color="353A7C" w:sz="6"/>
-          <w:bottom w:val="single" w:color="353A7C" w:sz="6"/>
-          <w:right w:val="single" w:color="353A7C" w:sz="6"/>
-          <w:insideH w:val="single" w:color="353A7C" w:sz="6"/>
-          <w:insideV w:val="single" w:color="353A7C" w:sz="6"/>
-        </w:tblBorders>
-      </w:tblPr>
-      <w:tblGrid>
-        <w:gridCol w:w="2050"/>
-        <w:gridCol w:w="3525"/>
-        <w:gridCol w:w="4024"/>
-      </w:tblGrid>
-      <w:tr>
-        <w:tc>
-          <w:tcPr>
-            <w:tcW w:type="pct" w:w="5000"/>
-            <w:gridSpan w:val="3"/>
-            <w:shd w:fill="353A7C" w:val="clear"/>
-            <w:tcMar>
-              <w:top w:type="dxa" w:w="60"/>
-              <w:left w:type="dxa" w:w="120"/>
-              <w:bottom w:type="dxa" w:w="60"/>
-              <w:right w:type="dxa" w:w="120"/>
-            </w:tcMar>
-          </w:tcPr>
-          <w:p>
-            <w:pPr>
-              <w:spacing w:before="40" w:after="40"/>
-            </w:pPr>
-            <w:r>
-              <w:rPr>
-                <w:b/>
-                <w:bCs/>
-                <w:color w:val="FFFFFF"/>
-                <w:sz w:val="17"/>
-                <w:szCs w:val="17"/>
-              </w:rPr>
-              <w:t xml:space="preserve">What data mining looks for, and what it does not deliver</w:t>
-            </w:r>
-          </w:p>
-        </w:tc>
-      </w:tr>
-      <w:tr>
-        <w:tc>
-          <w:tcPr>
-            <w:tcW w:type="pct" w:w="1068"/>
-            <w:shd w:fill="353A7C" w:val="clear"/>
-            <w:tcMar>
-              <w:top w:type="dxa" w:w="50"/>
-              <w:left w:type="dxa" w:w="110"/>
-              <w:bottom w:type="dxa" w:w="50"/>
-              <w:right w:type="dxa" w:w="110"/>
-            </w:tcMar>
-          </w:tcPr>
-          <w:p>
-            <w:pPr>
-              <w:spacing w:before="30" w:after="30"/>
-            </w:pPr>
-            <w:r>
-              <w:rPr>
-                <w:b/>
-                <w:bCs/>
-                <w:color w:val="FFFFFF"/>
-                <w:sz w:val="15"/>
-                <w:szCs w:val="15"/>
-              </w:rPr>
-              <w:t xml:space="preserve">What data mining looks for (F.4.g)</w:t>
-            </w:r>
-          </w:p>
-        </w:tc>
-        <w:tc>
-          <w:tcPr>
-            <w:tcW w:type="pct" w:w="1836"/>
-            <w:shd w:fill="353A7C" w:val="clear"/>
-            <w:tcMar>
-              <w:top w:type="dxa" w:w="50"/>
-              <w:left w:type="dxa" w:w="110"/>
-              <w:bottom w:type="dxa" w:w="50"/>
-              <w:right w:type="dxa" w:w="110"/>
-            </w:tcMar>
-          </w:tcPr>
-          <w:p>
-            <w:pPr>
-              <w:spacing w:before="30" w:after="30"/>
-            </w:pPr>
-            <w:r>
-              <w:rPr>
-                <w:b/>
-                <w:bCs/>
-                <w:color w:val="FFFFFF"/>
-                <w:sz w:val="15"/>
-                <w:szCs w:val="15"/>
-              </w:rPr>
-              <w:t xml:space="preserve">What it means</w:t>
-            </w:r>
-          </w:p>
-        </w:tc>
-        <w:tc>
-          <w:tcPr>
-            <w:tcW w:type="pct" w:w="2096"/>
-            <w:shd w:fill="353A7C" w:val="clear"/>
-            <w:tcMar>
-              <w:top w:type="dxa" w:w="50"/>
-              <w:left w:type="dxa" w:w="110"/>
-              <w:bottom w:type="dxa" w:w="50"/>
-              <w:right w:type="dxa" w:w="110"/>
-            </w:tcMar>
-          </w:tcPr>
-          <w:p>
-            <w:pPr>
-              <w:spacing w:before="30" w:after="30"/>
-            </w:pPr>
-            <w:r>
-              <w:rPr>
-                <w:b/>
-                <w:bCs/>
-                <w:color w:val="FFFFFF"/>
-                <w:sz w:val="15"/>
-                <w:szCs w:val="15"/>
-              </w:rPr>
-              <w:t xml:space="preserve">At Orontes</w:t>
-            </w:r>
-          </w:p>
-        </w:tc>
-      </w:tr>
-      <w:tr>
-        <w:tc>
-          <w:tcPr>
-            <w:tcW w:type="pct" w:w="1068"/>
-            <w:tcMar>
-              <w:top w:type="dxa" w:w="50"/>
-              <w:left w:type="dxa" w:w="110"/>
-              <w:bottom w:type="dxa" w:w="50"/>
-              <w:right w:type="dxa" w:w="110"/>
-            </w:tcMar>
-          </w:tcPr>
-          <w:p>
-            <w:pPr>
-              <w:spacing w:before="28" w:after="28"/>
-            </w:pPr>
-            <w:r>
-              <w:rPr>
-                <w:sz w:val="15"/>
-                <w:szCs w:val="15"/>
-              </w:rPr>
-              <w:t xml:space="preserve">Patterns</w:t>
-            </w:r>
-          </w:p>
-        </w:tc>
-        <w:tc>
-          <w:tcPr>
-            <w:tcW w:type="pct" w:w="1836"/>
-            <w:tcMar>
-              <w:top w:type="dxa" w:w="50"/>
-              <w:left w:type="dxa" w:w="110"/>
-              <w:bottom w:type="dxa" w:w="50"/>
-              <w:right w:type="dxa" w:w="110"/>
-            </w:tcMar>
-          </w:tcPr>
-          <w:p>
-            <w:pPr>
-              <w:spacing w:before="28" w:after="28"/>
-            </w:pPr>
-            <w:r>
-              <w:rPr>
-                <w:sz w:val="15"/>
-                <w:szCs w:val="15"/>
-              </w:rPr>
-              <w:t xml:space="preserve">Regularities that repeat across cases</w:t>
-            </w:r>
-          </w:p>
-        </w:tc>
-        <w:tc>
-          <w:tcPr>
-            <w:tcW w:type="pct" w:w="2096"/>
-            <w:shd w:fill="FFFFFF" w:val="clear"/>
-            <w:tcMar>
-              <w:top w:type="dxa" w:w="50"/>
-              <w:left w:type="dxa" w:w="110"/>
-              <w:bottom w:type="dxa" w:w="50"/>
-              <w:right w:type="dxa" w:w="110"/>
-            </w:tcMar>
-          </w:tcPr>
-          <w:p>
-            <w:pPr>
-              <w:spacing w:before="46" w:after="46"/>
-            </w:pPr>
-            <w:r>
-              <w:rPr>
-                <w:b/>
-                <w:bCs/>
-                <w:color w:val="8186EF"/>
-                <w:sz w:val="14"/>
-                <w:szCs w:val="14"/>
-              </w:rPr>
-              <w:t xml:space="preserve">(7)</w:t>
-            </w:r>
-          </w:p>
-        </w:tc>
-      </w:tr>
-      <w:tr>
-        <w:tc>
-          <w:tcPr>
-            <w:tcW w:type="pct" w:w="1068"/>
-            <w:shd w:fill="FBFAF6" w:val="clear"/>
-            <w:tcMar>
-              <w:top w:type="dxa" w:w="50"/>
-              <w:left w:type="dxa" w:w="110"/>
-              <w:bottom w:type="dxa" w:w="50"/>
-              <w:right w:type="dxa" w:w="110"/>
-            </w:tcMar>
-          </w:tcPr>
-          <w:p>
-            <w:pPr>
-              <w:spacing w:before="28" w:after="28"/>
-            </w:pPr>
-            <w:r>
-              <w:rPr>
-                <w:sz w:val="15"/>
-                <w:szCs w:val="15"/>
-              </w:rPr>
-              <w:t xml:space="preserve">Relationships</w:t>
-            </w:r>
-          </w:p>
-        </w:tc>
-        <w:tc>
-          <w:tcPr>
-            <w:tcW w:type="pct" w:w="1836"/>
-            <w:shd w:fill="FFFFFF" w:val="clear"/>
-            <w:tcMar>
-              <w:top w:type="dxa" w:w="50"/>
-              <w:left w:type="dxa" w:w="110"/>
-              <w:bottom w:type="dxa" w:w="50"/>
-              <w:right w:type="dxa" w:w="110"/>
-            </w:tcMar>
-          </w:tcPr>
-          <w:p>
-            <w:pPr>
-              <w:spacing w:before="46" w:after="46"/>
-            </w:pPr>
-            <w:r>
-              <w:rPr>
-                <w:b/>
-                <w:bCs/>
-                <w:color w:val="8186EF"/>
-                <w:sz w:val="14"/>
-                <w:szCs w:val="14"/>
-              </w:rPr>
-              <w:t xml:space="preserve">(8)</w:t>
-            </w:r>
-          </w:p>
-        </w:tc>
-        <w:tc>
-          <w:tcPr>
-            <w:tcW w:type="pct" w:w="2096"/>
-            <w:shd w:fill="FBFAF6" w:val="clear"/>
-            <w:tcMar>
-              <w:top w:type="dxa" w:w="50"/>
-              <w:left w:type="dxa" w:w="110"/>
-              <w:bottom w:type="dxa" w:w="50"/>
-              <w:right w:type="dxa" w:w="110"/>
-            </w:tcMar>
-          </w:tcPr>
-          <w:p>
-            <w:pPr>
-              <w:spacing w:before="28" w:after="28"/>
-            </w:pPr>
-            <w:r>
-              <w:rPr>
-                <w:sz w:val="15"/>
-                <w:szCs w:val="15"/>
-              </w:rPr>
-              <w:t xml:space="preserve">Cases sold against mean temperature</w:t>
-            </w:r>
-          </w:p>
-        </w:tc>
-      </w:tr>
-      <w:tr>
-        <w:tc>
-          <w:tcPr>
-            <w:tcW w:type="pct" w:w="1068"/>
-            <w:tcMar>
-              <w:top w:type="dxa" w:w="50"/>
-              <w:left w:type="dxa" w:w="110"/>
-              <w:bottom w:type="dxa" w:w="50"/>
-              <w:right w:type="dxa" w:w="110"/>
-            </w:tcMar>
-          </w:tcPr>
-          <w:p>
-            <w:pPr>
-              <w:spacing w:before="28" w:after="28"/>
-            </w:pPr>
-            <w:r>
-              <w:rPr>
-                <w:sz w:val="15"/>
-                <w:szCs w:val="15"/>
-              </w:rPr>
-              <w:t xml:space="preserve">Anomalies</w:t>
-            </w:r>
-          </w:p>
-        </w:tc>
-        <w:tc>
-          <w:tcPr>
-            <w:tcW w:type="pct" w:w="1836"/>
-            <w:shd w:fill="FFFFFF" w:val="clear"/>
-            <w:tcMar>
-              <w:top w:type="dxa" w:w="50"/>
-              <w:left w:type="dxa" w:w="110"/>
-              <w:bottom w:type="dxa" w:w="50"/>
-              <w:right w:type="dxa" w:w="110"/>
-            </w:tcMar>
-          </w:tcPr>
-          <w:p>
-            <w:pPr>
-              <w:spacing w:before="46" w:after="46"/>
-            </w:pPr>
-            <w:r>
-              <w:rPr>
-                <w:b/>
-                <w:bCs/>
-                <w:color w:val="8186EF"/>
-                <w:sz w:val="14"/>
-                <w:szCs w:val="14"/>
-              </w:rPr>
-              <w:t xml:space="preserve">(9)</w:t>
-            </w:r>
-          </w:p>
-        </w:tc>
-        <w:tc>
-          <w:tcPr>
-            <w:tcW w:type="pct" w:w="2096"/>
-            <w:tcMar>
-              <w:top w:type="dxa" w:w="50"/>
-              <w:left w:type="dxa" w:w="110"/>
-              <w:bottom w:type="dxa" w:w="50"/>
-              <w:right w:type="dxa" w:w="110"/>
-            </w:tcMar>
-          </w:tcPr>
-          <w:p>
-            <w:pPr>
-              <w:spacing w:before="28" w:after="28"/>
-            </w:pPr>
-            <w:r>
-              <w:rPr>
-                <w:sz w:val="15"/>
-                <w:szCs w:val="15"/>
-              </w:rPr>
-              <w:t xml:space="preserve">Two orders a hundred times the usual size</w:t>
-            </w:r>
-          </w:p>
-        </w:tc>
-      </w:tr>
-      <w:tr>
-        <w:tc>
-          <w:tcPr>
-            <w:tcW w:type="pct" w:w="1068"/>
-            <w:shd w:fill="FBFAF6" w:val="clear"/>
-            <w:tcMar>
-              <w:top w:type="dxa" w:w="50"/>
-              <w:left w:type="dxa" w:w="110"/>
-              <w:bottom w:type="dxa" w:w="50"/>
-              <w:right w:type="dxa" w:w="110"/>
-            </w:tcMar>
-          </w:tcPr>
-          <w:p>
-            <w:pPr>
-              <w:spacing w:before="28" w:after="28"/>
-            </w:pPr>
-            <w:r>
-              <w:rPr>
-                <w:sz w:val="15"/>
-                <w:szCs w:val="15"/>
-              </w:rPr>
-              <w:t xml:space="preserve">Groupings</w:t>
-            </w:r>
-          </w:p>
-        </w:tc>
-        <w:tc>
-          <w:tcPr>
-            <w:tcW w:type="pct" w:w="1836"/>
-            <w:shd w:fill="FFFFFF" w:val="clear"/>
-            <w:tcMar>
-              <w:top w:type="dxa" w:w="50"/>
-              <w:left w:type="dxa" w:w="110"/>
-              <w:bottom w:type="dxa" w:w="50"/>
-              <w:right w:type="dxa" w:w="110"/>
-            </w:tcMar>
-          </w:tcPr>
-          <w:p>
-            <w:pPr>
-              <w:spacing w:before="46" w:after="46"/>
-            </w:pPr>
-            <w:r>
-              <w:rPr>
-                <w:b/>
-                <w:bCs/>
-                <w:color w:val="8186EF"/>
-                <w:sz w:val="14"/>
-                <w:szCs w:val="14"/>
-              </w:rPr>
-              <w:t xml:space="preserve">(10)</w:t>
-            </w:r>
-          </w:p>
-        </w:tc>
-        <w:tc>
-          <w:tcPr>
-            <w:tcW w:type="pct" w:w="2096"/>
-            <w:shd w:fill="FBFAF6" w:val="clear"/>
-            <w:tcMar>
-              <w:top w:type="dxa" w:w="50"/>
-              <w:left w:type="dxa" w:w="110"/>
-              <w:bottom w:type="dxa" w:w="50"/>
-              <w:right w:type="dxa" w:w="110"/>
-            </w:tcMar>
-          </w:tcPr>
-          <w:p>
-            <w:pPr>
-              <w:spacing w:before="28" w:after="28"/>
-            </w:pPr>
-            <w:r>
-              <w:rPr>
-                <w:sz w:val="15"/>
-                <w:szCs w:val="15"/>
-              </w:rPr>
-              <w:t xml:space="preserve">Distributors that order like each other</w:t>
-            </w:r>
-          </w:p>
-        </w:tc>
-      </w:tr>
-      <w:tr>
-        <w:tc>
-          <w:tcPr>
-            <w:tcW w:type="pct" w:w="1068"/>
-            <w:tcMar>
-              <w:top w:type="dxa" w:w="50"/>
-              <w:left w:type="dxa" w:w="110"/>
-              <w:bottom w:type="dxa" w:w="50"/>
-              <w:right w:type="dxa" w:w="110"/>
-            </w:tcMar>
-          </w:tcPr>
-          <w:p>
-            <w:pPr>
-              <w:spacing w:before="28" w:after="28"/>
-            </w:pPr>
-            <w:r>
-              <w:rPr>
-                <w:sz w:val="15"/>
-                <w:szCs w:val="15"/>
-              </w:rPr>
-              <w:t xml:space="preserve">Not: proof of cause</w:t>
-            </w:r>
-          </w:p>
-        </w:tc>
-        <w:tc>
-          <w:tcPr>
-            <w:tcW w:type="pct" w:w="1836"/>
-            <w:tcMar>
-              <w:top w:type="dxa" w:w="50"/>
-              <w:left w:type="dxa" w:w="110"/>
-              <w:bottom w:type="dxa" w:w="50"/>
-              <w:right w:type="dxa" w:w="110"/>
-            </w:tcMar>
-          </w:tcPr>
-          <w:p>
-            <w:pPr>
-              <w:spacing w:before="28" w:after="28"/>
-            </w:pPr>
-            <w:r>
-              <w:rPr>
-                <w:sz w:val="15"/>
-                <w:szCs w:val="15"/>
-              </w:rPr>
-              <w:t xml:space="preserve">Mining finds association, not causation</w:t>
-            </w:r>
-          </w:p>
-        </w:tc>
-        <w:tc>
-          <w:tcPr>
-            <w:tcW w:type="pct" w:w="2096"/>
-            <w:shd w:fill="FFFFFF" w:val="clear"/>
-            <w:tcMar>
-              <w:top w:type="dxa" w:w="50"/>
-              <w:left w:type="dxa" w:w="110"/>
-              <w:bottom w:type="dxa" w:w="50"/>
-              <w:right w:type="dxa" w:w="110"/>
-            </w:tcMar>
-          </w:tcPr>
-          <w:p>
-            <w:pPr>
-              <w:spacing w:before="46" w:after="46"/>
-            </w:pPr>
-            <w:r>
-              <w:rPr>
-                <w:b/>
-                <w:bCs/>
-                <w:color w:val="8186EF"/>
-                <w:sz w:val="14"/>
-                <w:szCs w:val="14"/>
-              </w:rPr>
-              <w:t xml:space="preserve">(11)</w:t>
-            </w:r>
-          </w:p>
-        </w:tc>
-      </w:tr>
-    </w:tbl>
-    <w:p/>
-    <w:tbl>
-      <w:tblPr>
-        <w:tblW w:type="pct" w:w="100%"/>
-        <w:tblLayout w:type="fixed"/>
-        <w:tblBorders>
-          <w:top w:val="single" w:color="FBFAF6" w:sz="4"/>
-          <w:left w:val="single" w:color="FBFAF6" w:sz="4"/>
-          <w:bottom w:val="single" w:color="FBFAF6" w:sz="4"/>
-          <w:right w:val="single" w:color="FBFAF6" w:sz="4"/>
-          <w:insideH w:val="single" w:color="FBFAF6" w:sz="4"/>
-          <w:insideV w:val="single" w:color="FBFAF6" w:sz="4"/>
-        </w:tblBorders>
-      </w:tblPr>
-      <w:tblGrid>
-        <w:gridCol w:w="9600"/>
-      </w:tblGrid>
-      <w:tr>
-        <w:tc>
-          <w:tcPr>
-            <w:tcW w:type="pct" w:w="5000"/>
-            <w:shd w:fill="FBFAF6" w:val="clear"/>
-            <w:tcMar>
-              <w:top w:type="dxa" w:w="40"/>
-              <w:left w:type="dxa" w:w="100"/>
-              <w:bottom w:type="dxa" w:w="40"/>
-              <w:right w:type="dxa" w:w="100"/>
-            </w:tcMar>
-          </w:tcPr>
-          <w:p>
-            <w:pPr>
-              <w:spacing w:before="18" w:after="6"/>
-            </w:pPr>
-            <w:r>
-              <w:rPr>
-                <w:b/>
-                <w:bCs/>
-                <w:color w:val="6B7280"/>
-                <w:sz w:val="14"/>
-                <w:szCs w:val="14"/>
-              </w:rPr>
-              <w:t xml:space="preserve">word list</w:t>
-            </w:r>
-          </w:p>
-          <w:p>
-            <w:pPr>
-              <w:spacing w:before="0" w:after="18"/>
-            </w:pPr>
-            <w:r>
-              <w:rPr>
-                <w:b/>
-                <w:bCs/>
-                <w:color w:val="353A7C"/>
-                <w:sz w:val="16"/>
-                <w:szCs w:val="16"/>
-              </w:rPr>
-              <w:t xml:space="preserve">Natural clusters within the data   ·   Heat and demand move together; the data cannot say why   ·   Variables that move together   ·   Two orders a hundred times the usual size   ·   Cases that do not fit the pattern   ·   Third-quarter demand rises every year</w:t>
-            </w:r>
-          </w:p>
-        </w:tc>
-      </w:tr>
-    </w:tbl>
-    <w:p/>
     <w:p>
       <w:pPr>
         <w:spacing w:before="44" w:after="14"/>
@@ -1045,7 +471,7 @@
           <w:sz w:val="16"/>
           <w:szCs w:val="16"/>
         </w:rPr>
-        <w:t xml:space="preserve">      gaps 12–15</w:t>
+        <w:t xml:space="preserve">      gaps 7–10</w:t>
       </w:r>
     </w:p>
     <w:p>
@@ -1068,7 +494,7 @@
           <w:sz w:val="15"/>
           <w:szCs w:val="15"/>
         </w:rPr>
-        <w:t xml:space="preserve"> (12) </w:t>
+        <w:t xml:space="preserve"> (7) </w:t>
       </w:r>
       <w:r>
         <w:rPr>
@@ -1107,7 +533,7 @@
           <w:sz w:val="15"/>
           <w:szCs w:val="15"/>
         </w:rPr>
-        <w:t xml:space="preserve"> (13) </w:t>
+        <w:t xml:space="preserve"> (8) </w:t>
       </w:r>
       <w:r>
         <w:rPr>
@@ -1146,7 +572,7 @@
           <w:sz w:val="15"/>
           <w:szCs w:val="15"/>
         </w:rPr>
-        <w:t xml:space="preserve"> (14) </w:t>
+        <w:t xml:space="preserve"> (9) </w:t>
       </w:r>
       <w:r>
         <w:rPr>
@@ -1185,7 +611,7 @@
           <w:sz w:val="15"/>
           <w:szCs w:val="15"/>
         </w:rPr>
-        <w:t xml:space="preserve"> (15) </w:t>
+        <w:t xml:space="preserve"> (10) </w:t>
       </w:r>
       <w:r>
         <w:rPr>
@@ -1265,7 +691,7 @@
                 <w:sz w:val="16"/>
                 <w:szCs w:val="16"/>
               </w:rPr>
-              <w:t xml:space="preserve">limitation   ·   association   ·   establish   ·   answers   ·   experiment</w:t>
+              <w:t xml:space="preserve">limitation   ·   thought   ·   association   ·   establish   ·   experiment</w:t>
             </w:r>
           </w:p>
         </w:tc>
@@ -1309,7 +735,7 @@
           <w:sz w:val="15"/>
           <w:szCs w:val="15"/>
         </w:rPr>
-        <w:t xml:space="preserve">Each term sits against what it means.</w:t>
+        <w:t xml:space="preserve">Each term sits against what it means, and an instance of it.</w:t>
       </w:r>
     </w:p>
     <w:p>
@@ -1320,7 +746,7 @@
       <w:r>
         <w:drawing>
           <wp:inline distT="0" distB="0" distL="0" distR="0">
-            <wp:extent cx="5734050" cy="3100925"/>
+            <wp:extent cx="5734050" cy="3304625"/>
             <wp:effectExtent t="0" r="0" b="0" l="0"/>
             <wp:docPr id="1" name="" descr="" title=""/>
             <wp:cNvGraphicFramePr>
@@ -1345,7 +771,7 @@
                   <pic:spPr bwMode="auto">
                     <a:xfrm>
                       <a:off x="0" y="0"/>
-                      <a:ext cx="5734050" cy="3100925"/>
+                      <a:ext cx="5734050" cy="3304625"/>
                     </a:xfrm>
                     <a:prstGeom prst="rect">
                       <a:avLst/>
@@ -1413,7 +839,7 @@
                 <w:sz w:val="16"/>
                 <w:szCs w:val="16"/>
               </w:rPr>
-              <w:t xml:space="preserve">Patterns   ·   data mining   ·   Relationships   ·   Anomalies</w:t>
+              <w:t xml:space="preserve">Patterns   ·   Anomalies   ·   Groupings</w:t>
             </w:r>
           </w:p>
         </w:tc>
@@ -1748,14 +1174,14 @@
                 <w:sz w:val="16"/>
                 <w:szCs w:val="16"/>
               </w:rPr>
-              <w:t xml:space="preserve">10  </w:t>
-            </w:r>
-            <w:r>
-              <w:rPr>
-                <w:sz w:val="16"/>
-                <w:szCs w:val="16"/>
-              </w:rPr>
-              <w:t xml:space="preserve">Natural clusters within the data</w:t>
+              <w:t xml:space="preserve">7  </w:t>
+            </w:r>
+            <w:r>
+              <w:rPr>
+                <w:sz w:val="16"/>
+                <w:szCs w:val="16"/>
+              </w:rPr>
+              <w:t xml:space="preserve">association</w:t>
             </w:r>
           </w:p>
         </w:tc>
@@ -1816,14 +1242,14 @@
                 <w:sz w:val="16"/>
                 <w:szCs w:val="16"/>
               </w:rPr>
-              <w:t xml:space="preserve">11  </w:t>
-            </w:r>
-            <w:r>
-              <w:rPr>
-                <w:sz w:val="16"/>
-                <w:szCs w:val="16"/>
-              </w:rPr>
-              <w:t xml:space="preserve">Heat and demand move together; the data cannot say why</w:t>
+              <w:t xml:space="preserve">8  </w:t>
+            </w:r>
+            <w:r>
+              <w:rPr>
+                <w:sz w:val="16"/>
+                <w:szCs w:val="16"/>
+              </w:rPr>
+              <w:t xml:space="preserve">establish</w:t>
             </w:r>
           </w:p>
         </w:tc>
@@ -1884,14 +1310,14 @@
                 <w:sz w:val="16"/>
                 <w:szCs w:val="16"/>
               </w:rPr>
-              <w:t xml:space="preserve">12  </w:t>
-            </w:r>
-            <w:r>
-              <w:rPr>
-                <w:sz w:val="16"/>
-                <w:szCs w:val="16"/>
-              </w:rPr>
-              <w:t xml:space="preserve">association</w:t>
+              <w:t xml:space="preserve">9  </w:t>
+            </w:r>
+            <w:r>
+              <w:rPr>
+                <w:sz w:val="16"/>
+                <w:szCs w:val="16"/>
+              </w:rPr>
+              <w:t xml:space="preserve">limitation</w:t>
             </w:r>
           </w:p>
         </w:tc>
@@ -1952,14 +1378,14 @@
                 <w:sz w:val="16"/>
                 <w:szCs w:val="16"/>
               </w:rPr>
-              <w:t xml:space="preserve">13  </w:t>
-            </w:r>
-            <w:r>
-              <w:rPr>
-                <w:sz w:val="16"/>
-                <w:szCs w:val="16"/>
-              </w:rPr>
-              <w:t xml:space="preserve">establish</w:t>
+              <w:t xml:space="preserve">10  </w:t>
+            </w:r>
+            <w:r>
+              <w:rPr>
+                <w:sz w:val="16"/>
+                <w:szCs w:val="16"/>
+              </w:rPr>
+              <w:t xml:space="preserve">experiment</w:t>
             </w:r>
           </w:p>
         </w:tc>
@@ -2020,14 +1446,14 @@
                 <w:sz w:val="16"/>
                 <w:szCs w:val="16"/>
               </w:rPr>
-              <w:t xml:space="preserve">14  </w:t>
-            </w:r>
-            <w:r>
-              <w:rPr>
-                <w:sz w:val="16"/>
-                <w:szCs w:val="16"/>
-              </w:rPr>
-              <w:t xml:space="preserve">limitation</w:t>
+              <w:t xml:space="preserve">11  </w:t>
+            </w:r>
+            <w:r>
+              <w:rPr>
+                <w:sz w:val="16"/>
+                <w:szCs w:val="16"/>
+              </w:rPr>
+              <w:t xml:space="preserve">Patterns</w:t>
             </w:r>
           </w:p>
         </w:tc>
@@ -2088,218 +1514,14 @@
                 <w:sz w:val="16"/>
                 <w:szCs w:val="16"/>
               </w:rPr>
-              <w:t xml:space="preserve">15  </w:t>
-            </w:r>
-            <w:r>
-              <w:rPr>
-                <w:sz w:val="16"/>
-                <w:szCs w:val="16"/>
-              </w:rPr>
-              <w:t xml:space="preserve">experiment</w:t>
-            </w:r>
-          </w:p>
-        </w:tc>
-      </w:tr>
-      <w:tr>
-        <w:tc>
-          <w:tcPr>
-            <w:tcW w:type="pct" w:w="2500"/>
-            <w:tcMar>
-              <w:top w:type="dxa" w:w="20"/>
-              <w:left w:type="dxa" w:w="80"/>
-              <w:bottom w:type="dxa" w:w="20"/>
-              <w:right w:type="dxa" w:w="80"/>
-            </w:tcMar>
-          </w:tcPr>
-          <w:p>
-            <w:pPr>
-              <w:spacing w:before="12" w:after="12"/>
-            </w:pPr>
-            <w:r>
-              <w:rPr>
-                <w:b/>
-                <w:bCs/>
-                <w:color w:val="8186EF"/>
-                <w:sz w:val="16"/>
-                <w:szCs w:val="16"/>
-              </w:rPr>
-              <w:t xml:space="preserve">7  </w:t>
-            </w:r>
-            <w:r>
-              <w:rPr>
-                <w:sz w:val="16"/>
-                <w:szCs w:val="16"/>
-              </w:rPr>
-              <w:t xml:space="preserve">Third-quarter demand rises every year</w:t>
-            </w:r>
-          </w:p>
-        </w:tc>
-        <w:tc>
-          <w:tcPr>
-            <w:tcW w:type="pct" w:w="2500"/>
-            <w:tcMar>
-              <w:top w:type="dxa" w:w="20"/>
-              <w:left w:type="dxa" w:w="80"/>
-              <w:bottom w:type="dxa" w:w="20"/>
-              <w:right w:type="dxa" w:w="80"/>
-            </w:tcMar>
-          </w:tcPr>
-          <w:p>
-            <w:pPr>
-              <w:spacing w:before="12" w:after="12"/>
-            </w:pPr>
-            <w:r>
-              <w:rPr>
-                <w:b/>
-                <w:bCs/>
-                <w:color w:val="8186EF"/>
-                <w:sz w:val="16"/>
-                <w:szCs w:val="16"/>
-              </w:rPr>
-              <w:t xml:space="preserve">16  </w:t>
-            </w:r>
-            <w:r>
-              <w:rPr>
-                <w:sz w:val="16"/>
-                <w:szCs w:val="16"/>
-              </w:rPr>
-              <w:t xml:space="preserve">data mining</w:t>
-            </w:r>
-          </w:p>
-        </w:tc>
-      </w:tr>
-      <w:tr>
-        <w:tc>
-          <w:tcPr>
-            <w:tcW w:type="pct" w:w="2500"/>
-            <w:tcMar>
-              <w:top w:type="dxa" w:w="20"/>
-              <w:left w:type="dxa" w:w="80"/>
-              <w:bottom w:type="dxa" w:w="20"/>
-              <w:right w:type="dxa" w:w="80"/>
-            </w:tcMar>
-          </w:tcPr>
-          <w:p>
-            <w:pPr>
-              <w:spacing w:before="12" w:after="12"/>
-            </w:pPr>
-            <w:r>
-              <w:rPr>
-                <w:b/>
-                <w:bCs/>
-                <w:color w:val="8186EF"/>
-                <w:sz w:val="16"/>
-                <w:szCs w:val="16"/>
-              </w:rPr>
-              <w:t xml:space="preserve">8  </w:t>
-            </w:r>
-            <w:r>
-              <w:rPr>
-                <w:sz w:val="16"/>
-                <w:szCs w:val="16"/>
-              </w:rPr>
-              <w:t xml:space="preserve">Variables that move together</w:t>
-            </w:r>
-          </w:p>
-        </w:tc>
-        <w:tc>
-          <w:tcPr>
-            <w:tcW w:type="pct" w:w="2500"/>
-            <w:tcMar>
-              <w:top w:type="dxa" w:w="20"/>
-              <w:left w:type="dxa" w:w="80"/>
-              <w:bottom w:type="dxa" w:w="20"/>
-              <w:right w:type="dxa" w:w="80"/>
-            </w:tcMar>
-          </w:tcPr>
-          <w:p>
-            <w:pPr>
-              <w:spacing w:before="12" w:after="12"/>
-            </w:pPr>
-            <w:r>
-              <w:rPr>
-                <w:b/>
-                <w:bCs/>
-                <w:color w:val="8186EF"/>
-                <w:sz w:val="16"/>
-                <w:szCs w:val="16"/>
-              </w:rPr>
-              <w:t xml:space="preserve">17  </w:t>
-            </w:r>
-            <w:r>
-              <w:rPr>
-                <w:sz w:val="16"/>
-                <w:szCs w:val="16"/>
-              </w:rPr>
-              <w:t xml:space="preserve">Relationships</w:t>
-            </w:r>
-          </w:p>
-        </w:tc>
-      </w:tr>
-      <w:tr>
-        <w:tc>
-          <w:tcPr>
-            <w:tcW w:type="pct" w:w="2500"/>
-            <w:tcMar>
-              <w:top w:type="dxa" w:w="20"/>
-              <w:left w:type="dxa" w:w="80"/>
-              <w:bottom w:type="dxa" w:w="20"/>
-              <w:right w:type="dxa" w:w="80"/>
-            </w:tcMar>
-          </w:tcPr>
-          <w:p>
-            <w:pPr>
-              <w:spacing w:before="12" w:after="12"/>
-            </w:pPr>
-            <w:r>
-              <w:rPr>
-                <w:b/>
-                <w:bCs/>
-                <w:color w:val="8186EF"/>
-                <w:sz w:val="16"/>
-                <w:szCs w:val="16"/>
-              </w:rPr>
-              <w:t xml:space="preserve">9  </w:t>
-            </w:r>
-            <w:r>
-              <w:rPr>
-                <w:sz w:val="16"/>
-                <w:szCs w:val="16"/>
-              </w:rPr>
-              <w:t xml:space="preserve">Cases that do not fit the pattern</w:t>
-            </w:r>
-          </w:p>
-        </w:tc>
-        <w:tc>
-          <w:tcPr>
-            <w:tcW w:type="pct" w:w="2500"/>
-            <w:tcMar>
-              <w:top w:type="dxa" w:w="20"/>
-              <w:left w:type="dxa" w:w="80"/>
-              <w:bottom w:type="dxa" w:w="20"/>
-              <w:right w:type="dxa" w:w="80"/>
-            </w:tcMar>
-          </w:tcPr>
-          <w:p>
-            <w:pPr>
-              <w:spacing w:before="12" w:after="12"/>
-            </w:pPr>
-            <w:r>
-              <w:rPr>
-                <w:b/>
-                <w:bCs/>
-                <w:color w:val="8186EF"/>
-                <w:sz w:val="16"/>
-                <w:szCs w:val="16"/>
-              </w:rPr>
-              <w:t xml:space="preserve">18  </w:t>
-            </w:r>
-            <w:r>
-              <w:rPr>
-                <w:sz w:val="16"/>
-                <w:szCs w:val="16"/>
-              </w:rPr>
-              <w:t xml:space="preserve">Anomalies</w:t>
+              <w:t xml:space="preserve">12  </w:t>
+            </w:r>
+            <w:r>
+              <w:rPr>
+                <w:sz w:val="16"/>
+                <w:szCs w:val="16"/>
+              </w:rPr>
+              <w:t xml:space="preserve">Groupings</w:t>
             </w:r>
           </w:p>
         </w:tc>
@@ -2467,9 +1689,9 @@
         </w:tblBorders>
       </w:tblPr>
       <w:tblGrid>
-        <w:gridCol w:w="1873"/>
-        <w:gridCol w:w="3612"/>
-        <w:gridCol w:w="4115"/>
+        <w:gridCol w:w="1822"/>
+        <w:gridCol w:w="3780"/>
+        <w:gridCol w:w="3998"/>
       </w:tblGrid>
       <w:tr>
         <w:tc>
@@ -2504,7 +1726,7 @@
       <w:tr>
         <w:tc>
           <w:tcPr>
-            <w:tcW w:type="pct" w:w="975"/>
+            <w:tcW w:type="pct" w:w="949"/>
             <w:shd w:fill="353A7C" w:val="clear"/>
             <w:tcMar>
               <w:top w:type="dxa" w:w="50"/>
@@ -2531,7 +1753,7 @@
         </w:tc>
         <w:tc>
           <w:tcPr>
-            <w:tcW w:type="pct" w:w="1881"/>
+            <w:tcW w:type="pct" w:w="1969"/>
             <w:shd w:fill="353A7C" w:val="clear"/>
             <w:tcMar>
               <w:top w:type="dxa" w:w="50"/>
@@ -2558,7 +1780,7 @@
         </w:tc>
         <w:tc>
           <w:tcPr>
-            <w:tcW w:type="pct" w:w="2143"/>
+            <w:tcW w:type="pct" w:w="2082"/>
             <w:shd w:fill="353A7C" w:val="clear"/>
             <w:tcMar>
               <w:top w:type="dxa" w:w="50"/>
@@ -2587,7 +1809,7 @@
       <w:tr>
         <w:tc>
           <w:tcPr>
-            <w:tcW w:type="pct" w:w="975"/>
+            <w:tcW w:type="pct" w:w="949"/>
             <w:tcMar>
               <w:top w:type="dxa" w:w="50"/>
               <w:left w:type="dxa" w:w="110"/>
@@ -2610,7 +1832,7 @@
         </w:tc>
         <w:tc>
           <w:tcPr>
-            <w:tcW w:type="pct" w:w="1881"/>
+            <w:tcW w:type="pct" w:w="1969"/>
             <w:tcMar>
               <w:top w:type="dxa" w:w="50"/>
               <w:left w:type="dxa" w:w="110"/>
@@ -2633,8 +1855,7 @@
         </w:tc>
         <w:tc>
           <w:tcPr>
-            <w:tcW w:type="pct" w:w="2143"/>
-            <w:shd w:fill="FFFFFF" w:val="clear"/>
+            <w:tcW w:type="pct" w:w="2082"/>
             <w:tcMar>
               <w:top w:type="dxa" w:w="50"/>
               <w:left w:type="dxa" w:w="110"/>
@@ -2644,17 +1865,14 @@
           </w:tcPr>
           <w:p>
             <w:pPr>
-              <w:spacing w:before="46" w:after="46"/>
-            </w:pPr>
-            <w:r>
-              <w:rPr>
-                <w:b/>
-                <w:bCs/>
-                <w:color w:val="8186EF"/>
-                <w:sz w:val="14"/>
-                <w:szCs w:val="14"/>
-              </w:rPr>
-              <w:t xml:space="preserve">(1)</w:t>
+              <w:spacing w:before="28" w:after="28"/>
+            </w:pPr>
+            <w:r>
+              <w:rPr>
+                <w:sz w:val="15"/>
+                <w:szCs w:val="15"/>
+              </w:rPr>
+              <w:t xml:space="preserve">Chapter 11's three spellings and missing dates</w:t>
             </w:r>
           </w:p>
         </w:tc>
@@ -2662,7 +1880,7 @@
       <w:tr>
         <w:tc>
           <w:tcPr>
-            <w:tcW w:type="pct" w:w="975"/>
+            <w:tcW w:type="pct" w:w="949"/>
             <w:shd w:fill="FBFAF6" w:val="clear"/>
             <w:tcMar>
               <w:top w:type="dxa" w:w="50"/>
@@ -2686,7 +1904,7 @@
         </w:tc>
         <w:tc>
           <w:tcPr>
-            <w:tcW w:type="pct" w:w="1881"/>
+            <w:tcW w:type="pct" w:w="1969"/>
             <w:shd w:fill="FFFFFF" w:val="clear"/>
             <w:tcMar>
               <w:top w:type="dxa" w:w="50"/>
@@ -2707,13 +1925,13 @@
                 <w:sz w:val="14"/>
                 <w:szCs w:val="14"/>
               </w:rPr>
-              <w:t xml:space="preserve">(2)</w:t>
-            </w:r>
-          </w:p>
-        </w:tc>
-        <w:tc>
-          <w:tcPr>
-            <w:tcW w:type="pct" w:w="2143"/>
+              <w:t xml:space="preserve">(1)</w:t>
+            </w:r>
+          </w:p>
+        </w:tc>
+        <w:tc>
+          <w:tcPr>
+            <w:tcW w:type="pct" w:w="2082"/>
             <w:shd w:fill="FBFAF6" w:val="clear"/>
             <w:tcMar>
               <w:top w:type="dxa" w:w="50"/>
@@ -2739,7 +1957,7 @@
       <w:tr>
         <w:tc>
           <w:tcPr>
-            <w:tcW w:type="pct" w:w="975"/>
+            <w:tcW w:type="pct" w:w="949"/>
             <w:tcMar>
               <w:top w:type="dxa" w:w="50"/>
               <w:left w:type="dxa" w:w="110"/>
@@ -2762,7 +1980,7 @@
         </w:tc>
         <w:tc>
           <w:tcPr>
-            <w:tcW w:type="pct" w:w="1881"/>
+            <w:tcW w:type="pct" w:w="1969"/>
             <w:shd w:fill="FFFFFF" w:val="clear"/>
             <w:tcMar>
               <w:top w:type="dxa" w:w="50"/>
@@ -2783,13 +2001,13 @@
                 <w:sz w:val="14"/>
                 <w:szCs w:val="14"/>
               </w:rPr>
-              <w:t xml:space="preserve">(3)</w:t>
-            </w:r>
-          </w:p>
-        </w:tc>
-        <w:tc>
-          <w:tcPr>
-            <w:tcW w:type="pct" w:w="2143"/>
+              <w:t xml:space="preserve">(2)</w:t>
+            </w:r>
+          </w:p>
+        </w:tc>
+        <w:tc>
+          <w:tcPr>
+            <w:tcW w:type="pct" w:w="2082"/>
             <w:tcMar>
               <w:top w:type="dxa" w:w="50"/>
               <w:left w:type="dxa" w:w="110"/>
@@ -2814,7 +2032,7 @@
       <w:tr>
         <w:tc>
           <w:tcPr>
-            <w:tcW w:type="pct" w:w="975"/>
+            <w:tcW w:type="pct" w:w="949"/>
             <w:shd w:fill="FBFAF6" w:val="clear"/>
             <w:tcMar>
               <w:top w:type="dxa" w:w="50"/>
@@ -2838,7 +2056,7 @@
         </w:tc>
         <w:tc>
           <w:tcPr>
-            <w:tcW w:type="pct" w:w="1881"/>
+            <w:tcW w:type="pct" w:w="1969"/>
             <w:shd w:fill="FFFFFF" w:val="clear"/>
             <w:tcMar>
               <w:top w:type="dxa" w:w="50"/>
@@ -2859,13 +2077,13 @@
                 <w:sz w:val="14"/>
                 <w:szCs w:val="14"/>
               </w:rPr>
-              <w:t xml:space="preserve">(4)</w:t>
-            </w:r>
-          </w:p>
-        </w:tc>
-        <w:tc>
-          <w:tcPr>
-            <w:tcW w:type="pct" w:w="2143"/>
+              <w:t xml:space="preserve">(3)</w:t>
+            </w:r>
+          </w:p>
+        </w:tc>
+        <w:tc>
+          <w:tcPr>
+            <w:tcW w:type="pct" w:w="2082"/>
             <w:shd w:fill="FBFAF6" w:val="clear"/>
             <w:tcMar>
               <w:top w:type="dxa" w:w="50"/>
@@ -2891,7 +2109,7 @@
       <w:tr>
         <w:tc>
           <w:tcPr>
-            <w:tcW w:type="pct" w:w="975"/>
+            <w:tcW w:type="pct" w:w="949"/>
             <w:tcMar>
               <w:top w:type="dxa" w:w="50"/>
               <w:left w:type="dxa" w:w="110"/>
@@ -2914,7 +2132,7 @@
         </w:tc>
         <w:tc>
           <w:tcPr>
-            <w:tcW w:type="pct" w:w="1881"/>
+            <w:tcW w:type="pct" w:w="1969"/>
             <w:tcMar>
               <w:top w:type="dxa" w:w="50"/>
               <w:left w:type="dxa" w:w="110"/>
@@ -2941,7 +2159,7 @@
                 <w:sz w:val="14"/>
                 <w:szCs w:val="14"/>
               </w:rPr>
-              <w:t xml:space="preserve"> (5) </w:t>
+              <w:t xml:space="preserve"> (4) </w:t>
             </w:r>
             <w:r>
               <w:rPr>
@@ -2969,7 +2187,7 @@
         </w:tc>
         <w:tc>
           <w:tcPr>
-            <w:tcW w:type="pct" w:w="2143"/>
+            <w:tcW w:type="pct" w:w="2082"/>
             <w:tcMar>
               <w:top w:type="dxa" w:w="50"/>
               <w:left w:type="dxa" w:w="110"/>
@@ -2994,7 +2212,7 @@
       <w:tr>
         <w:tc>
           <w:tcPr>
-            <w:tcW w:type="pct" w:w="975"/>
+            <w:tcW w:type="pct" w:w="949"/>
             <w:shd w:fill="FBFAF6" w:val="clear"/>
             <w:tcMar>
               <w:top w:type="dxa" w:w="50"/>
@@ -3018,8 +2236,8 @@
         </w:tc>
         <w:tc>
           <w:tcPr>
-            <w:tcW w:type="pct" w:w="1881"/>
-            <w:shd w:fill="FFFFFF" w:val="clear"/>
+            <w:tcW w:type="pct" w:w="1969"/>
+            <w:shd w:fill="FBFAF6" w:val="clear"/>
             <w:tcMar>
               <w:top w:type="dxa" w:w="50"/>
               <w:left w:type="dxa" w:w="110"/>
@@ -3029,24 +2247,21 @@
           </w:tcPr>
           <w:p>
             <w:pPr>
-              <w:spacing w:before="46" w:after="46"/>
-            </w:pPr>
-            <w:r>
-              <w:rPr>
-                <w:b/>
-                <w:bCs/>
-                <w:color w:val="8186EF"/>
-                <w:sz w:val="14"/>
-                <w:szCs w:val="14"/>
-              </w:rPr>
-              <w:t xml:space="preserve">(6)</w:t>
-            </w:r>
-          </w:p>
-        </w:tc>
-        <w:tc>
-          <w:tcPr>
-            <w:tcW w:type="pct" w:w="2143"/>
-            <w:shd w:fill="FBFAF6" w:val="clear"/>
+              <w:spacing w:before="28" w:after="28"/>
+            </w:pPr>
+            <w:r>
+              <w:rPr>
+                <w:sz w:val="15"/>
+                <w:szCs w:val="15"/>
+              </w:rPr>
+              <w:t xml:space="preserve">There is always another cut of the data</w:t>
+            </w:r>
+          </w:p>
+        </w:tc>
+        <w:tc>
+          <w:tcPr>
+            <w:tcW w:type="pct" w:w="2082"/>
+            <w:shd w:fill="FFFFFF" w:val="clear"/>
             <w:tcMar>
               <w:top w:type="dxa" w:w="50"/>
               <w:left w:type="dxa" w:w="110"/>
@@ -3056,14 +2271,17 @@
           </w:tcPr>
           <w:p>
             <w:pPr>
-              <w:spacing w:before="28" w:after="28"/>
-            </w:pPr>
-            <w:r>
-              <w:rPr>
-                <w:sz w:val="15"/>
-                <w:szCs w:val="15"/>
-              </w:rPr>
-              <w:t xml:space="preserve">Two weeks of analysis for a decision due Friday</w:t>
+              <w:spacing w:before="46" w:after="46"/>
+            </w:pPr>
+            <w:r>
+              <w:rPr>
+                <w:b/>
+                <w:bCs/>
+                <w:color w:val="8186EF"/>
+                <w:sz w:val="14"/>
+                <w:szCs w:val="14"/>
+              </w:rPr>
+              <w:t xml:space="preserve">(5)</w:t>
             </w:r>
           </w:p>
         </w:tc>
@@ -3125,7 +2343,7 @@
                 <w:sz w:val="16"/>
                 <w:szCs w:val="16"/>
               </w:rPr>
-              <w:t xml:space="preserve">perfectly   ·   Chapter 11's three spellings and missing dates   ·   There is always another cut of the data   ·   Large datasets need storage, tools and time   ·   More variables mean more coincidences   ·   Three years of order lines across three systems   ·   Personal data constrains what may be held and used</w:t>
+              <w:t xml:space="preserve">Personal data constrains what may be held and used   ·   Large datasets need storage, tools and time   ·   Two weeks of analysis for a decision due Friday   ·   perfectly   ·   Three years of order lines across three systems   ·   More variables mean more coincidences</w:t>
             </w:r>
           </w:p>
         </w:tc>
@@ -3152,7 +2370,7 @@
           <w:sz w:val="16"/>
           <w:szCs w:val="16"/>
         </w:rPr>
-        <w:t xml:space="preserve">      gaps 7–12</w:t>
+        <w:t xml:space="preserve">      gaps 6–11</w:t>
       </w:r>
     </w:p>
     <w:p>
@@ -3175,7 +2393,7 @@
           <w:sz w:val="15"/>
           <w:szCs w:val="15"/>
         </w:rPr>
-        <w:t xml:space="preserve"> (7) </w:t>
+        <w:t xml:space="preserve"> (6) </w:t>
       </w:r>
       <w:r>
         <w:rPr>
@@ -3214,7 +2432,7 @@
           <w:sz w:val="15"/>
           <w:szCs w:val="15"/>
         </w:rPr>
-        <w:t xml:space="preserve"> (8) </w:t>
+        <w:t xml:space="preserve"> (7) </w:t>
       </w:r>
       <w:r>
         <w:rPr>
@@ -3253,7 +2471,7 @@
           <w:sz w:val="15"/>
           <w:szCs w:val="15"/>
         </w:rPr>
-        <w:t xml:space="preserve"> (9) </w:t>
+        <w:t xml:space="preserve"> (8) </w:t>
       </w:r>
       <w:r>
         <w:rPr>
@@ -3292,7 +2510,7 @@
           <w:sz w:val="15"/>
           <w:szCs w:val="15"/>
         </w:rPr>
-        <w:t xml:space="preserve"> (10) </w:t>
+        <w:t xml:space="preserve"> (9) </w:t>
       </w:r>
       <w:r>
         <w:rPr>
@@ -3331,7 +2549,7 @@
           <w:sz w:val="15"/>
           <w:szCs w:val="15"/>
         </w:rPr>
-        <w:t xml:space="preserve"> (11) </w:t>
+        <w:t xml:space="preserve"> (10) </w:t>
       </w:r>
       <w:r>
         <w:rPr>
@@ -3360,7 +2578,7 @@
           <w:sz w:val="19"/>
           <w:szCs w:val="19"/>
         </w:rPr>
-        <w:t xml:space="preserve"/>
+        <w:t xml:space="preserve">Knowing when the answer is good </w:t>
       </w:r>
       <w:r>
         <w:rPr>
@@ -3370,7 +2588,7 @@
           <w:sz w:val="15"/>
           <w:szCs w:val="15"/>
         </w:rPr>
-        <w:t xml:space="preserve"> (12) </w:t>
+        <w:t xml:space="preserve"> (11) </w:t>
       </w:r>
       <w:r>
         <w:rPr>
@@ -3392,7 +2610,7 @@
           <w:sz w:val="19"/>
           <w:szCs w:val="19"/>
         </w:rPr>
-        <w:t xml:space="preserve"> when the answer is good enough is a skill rather than a rule. </w:t>
+        <w:t xml:space="preserve"> is a skill rather than a rule. </w:t>
       </w:r>
     </w:p>
     <w:tbl>
@@ -3450,7 +2668,7 @@
                 <w:sz w:val="16"/>
                 <w:szCs w:val="16"/>
               </w:rPr>
-              <w:t xml:space="preserve">Preparation   ·   remains   ·   routinely   ·   improving   ·   variable   ·   nobody   ·   Knowing</w:t>
+              <w:t xml:space="preserve">Preparation   ·   remains   ·   largest   ·   improving   ·   variable   ·   nobody   ·   enough</w:t>
             </w:r>
           </w:p>
         </w:tc>
@@ -3554,7 +2772,7 @@
                 <w:sz w:val="16"/>
                 <w:szCs w:val="16"/>
               </w:rPr>
-              <w:t xml:space="preserve">Chapter 11's three spellings and missing dates</w:t>
+              <w:t xml:space="preserve">Large datasets need storage, tools and time</w:t>
             </w:r>
           </w:p>
         </w:tc>
@@ -3587,7 +2805,7 @@
                 <w:sz w:val="16"/>
                 <w:szCs w:val="16"/>
               </w:rPr>
-              <w:t xml:space="preserve">remains</w:t>
+              <w:t xml:space="preserve">Preparation</w:t>
             </w:r>
           </w:p>
         </w:tc>
@@ -3622,7 +2840,7 @@
                 <w:sz w:val="16"/>
                 <w:szCs w:val="16"/>
               </w:rPr>
-              <w:t xml:space="preserve">Large datasets need storage, tools and time</w:t>
+              <w:t xml:space="preserve">Personal data constrains what may be held and used</w:t>
             </w:r>
           </w:p>
         </w:tc>
@@ -3655,7 +2873,7 @@
                 <w:sz w:val="16"/>
                 <w:szCs w:val="16"/>
               </w:rPr>
-              <w:t xml:space="preserve">Preparation</w:t>
+              <w:t xml:space="preserve">nobody</w:t>
             </w:r>
           </w:p>
         </w:tc>
@@ -3690,7 +2908,7 @@
                 <w:sz w:val="16"/>
                 <w:szCs w:val="16"/>
               </w:rPr>
-              <w:t xml:space="preserve">Personal data constrains what may be held and used</w:t>
+              <w:t xml:space="preserve">More variables mean more coincidences</w:t>
             </w:r>
           </w:p>
         </w:tc>
@@ -3723,7 +2941,7 @@
                 <w:sz w:val="16"/>
                 <w:szCs w:val="16"/>
               </w:rPr>
-              <w:t xml:space="preserve">nobody</w:t>
+              <w:t xml:space="preserve">variable</w:t>
             </w:r>
           </w:p>
         </w:tc>
@@ -3758,7 +2976,7 @@
                 <w:sz w:val="16"/>
                 <w:szCs w:val="16"/>
               </w:rPr>
-              <w:t xml:space="preserve">More variables mean more coincidences</w:t>
+              <w:t xml:space="preserve">perfectly</w:t>
             </w:r>
           </w:p>
         </w:tc>
@@ -3791,7 +3009,7 @@
                 <w:sz w:val="16"/>
                 <w:szCs w:val="16"/>
               </w:rPr>
-              <w:t xml:space="preserve">variable</w:t>
+              <w:t xml:space="preserve">improving</w:t>
             </w:r>
           </w:p>
         </w:tc>
@@ -3826,7 +3044,7 @@
                 <w:sz w:val="16"/>
                 <w:szCs w:val="16"/>
               </w:rPr>
-              <w:t xml:space="preserve">perfectly</w:t>
+              <w:t xml:space="preserve">Two weeks of analysis for a decision due Friday</w:t>
             </w:r>
           </w:p>
         </w:tc>
@@ -3859,7 +3077,7 @@
                 <w:sz w:val="16"/>
                 <w:szCs w:val="16"/>
               </w:rPr>
-              <w:t xml:space="preserve">improving</w:t>
+              <w:t xml:space="preserve">enough</w:t>
             </w:r>
           </w:p>
         </w:tc>
@@ -3894,7 +3112,7 @@
                 <w:sz w:val="16"/>
                 <w:szCs w:val="16"/>
               </w:rPr>
-              <w:t xml:space="preserve">There is always another cut of the data</w:t>
+              <w:t xml:space="preserve">remains</w:t>
             </w:r>
           </w:p>
         </w:tc>
@@ -3910,24 +3128,14 @@
           </w:tcPr>
           <w:p>
             <w:pPr>
-              <w:spacing w:before="12" w:after="12"/>
-            </w:pPr>
-            <w:r>
-              <w:rPr>
-                <w:b/>
-                <w:bCs/>
-                <w:color w:val="8186EF"/>
-                <w:sz w:val="16"/>
-                <w:szCs w:val="16"/>
-              </w:rPr>
-              <w:t xml:space="preserve">12  </w:t>
-            </w:r>
-            <w:r>
-              <w:rPr>
-                <w:sz w:val="16"/>
-                <w:szCs w:val="16"/>
-              </w:rPr>
-              <w:t xml:space="preserve">Knowing</w:t>
+              <w:spacing w:before="24" w:after="24"/>
+            </w:pPr>
+            <w:r>
+              <w:rPr>
+                <w:sz w:val="16"/>
+                <w:szCs w:val="16"/>
+              </w:rPr>
+              <w:t xml:space="preserve"/>
             </w:r>
           </w:p>
         </w:tc>
@@ -4411,7 +3619,7 @@
       <w:r>
         <w:drawing>
           <wp:inline distT="0" distB="0" distL="0" distR="0">
-            <wp:extent cx="5734050" cy="1871100"/>
+            <wp:extent cx="5734050" cy="3017925"/>
             <wp:effectExtent t="0" r="0" b="0" l="0"/>
             <wp:docPr id="1" name="" descr="" title=""/>
             <wp:cNvGraphicFramePr>
@@ -4436,7 +3644,7 @@
                   <pic:spPr bwMode="auto">
                     <a:xfrm>
                       <a:off x="0" y="0"/>
-                      <a:ext cx="5734050" cy="1871100"/>
+                      <a:ext cx="5734050" cy="3017925"/>
                     </a:xfrm>
                     <a:prstGeom prst="rect">
                       <a:avLst/>
@@ -4504,7 +3712,7 @@
                 <w:sz w:val="16"/>
                 <w:szCs w:val="16"/>
               </w:rPr>
-              <w:t xml:space="preserve">Reading the result   ·   Choosing the question   ·   Testing the result   ·   Preparing the data</w:t>
+              <w:t xml:space="preserve">Reading the result   ·   Choosing the question   ·   Preparing the data   ·   Testing the result   ·   Selecting a technique</w:t>
             </w:r>
           </w:p>
         </w:tc>
@@ -4531,7 +3739,7 @@
           <w:sz w:val="16"/>
           <w:szCs w:val="16"/>
         </w:rPr>
-        <w:t xml:space="preserve">      gaps 10–14</w:t>
+        <w:t xml:space="preserve">      gaps 11–15</w:t>
       </w:r>
     </w:p>
     <w:p>
@@ -4544,7 +3752,7 @@
           <w:sz w:val="19"/>
           <w:szCs w:val="19"/>
         </w:rPr>
-        <w:t xml:space="preserve">The </w:t>
+        <w:t xml:space="preserve">The science is the part that can be </w:t>
       </w:r>
       <w:r>
         <w:rPr>
@@ -4554,7 +3762,7 @@
           <w:sz w:val="15"/>
           <w:szCs w:val="15"/>
         </w:rPr>
-        <w:t xml:space="preserve"> (10) </w:t>
+        <w:t xml:space="preserve"> (11) </w:t>
       </w:r>
       <w:r>
         <w:rPr>
@@ -4576,7 +3784,14 @@
           <w:sz w:val="19"/>
           <w:szCs w:val="19"/>
         </w:rPr>
-        <w:t xml:space="preserve"> is the part that can be </w:t>
+        <w:t xml:space="preserve"> down. </w:t>
+      </w:r>
+      <w:r>
+        <w:rPr>
+          <w:sz w:val="19"/>
+          <w:szCs w:val="19"/>
+        </w:rPr>
+        <w:t xml:space="preserve">It covers how to </w:t>
       </w:r>
       <w:r>
         <w:rPr>
@@ -4586,7 +3801,7 @@
           <w:sz w:val="15"/>
           <w:szCs w:val="15"/>
         </w:rPr>
-        <w:t xml:space="preserve"> (11) </w:t>
+        <w:t xml:space="preserve"> (12) </w:t>
       </w:r>
       <w:r>
         <w:rPr>
@@ -4608,14 +3823,7 @@
           <w:sz w:val="19"/>
           <w:szCs w:val="19"/>
         </w:rPr>
-        <w:t xml:space="preserve"> down. </w:t>
-      </w:r>
-      <w:r>
-        <w:rPr>
-          <w:sz w:val="19"/>
-          <w:szCs w:val="19"/>
-        </w:rPr>
-        <w:t xml:space="preserve">It covers how to </w:t>
+        <w:t xml:space="preserve"> data, which </w:t>
       </w:r>
       <w:r>
         <w:rPr>
@@ -4625,7 +3833,7 @@
           <w:sz w:val="15"/>
           <w:szCs w:val="15"/>
         </w:rPr>
-        <w:t xml:space="preserve"> (12) </w:t>
+        <w:t xml:space="preserve"> (13) </w:t>
       </w:r>
       <w:r>
         <w:rPr>
@@ -4647,7 +3855,14 @@
           <w:sz w:val="19"/>
           <w:szCs w:val="19"/>
         </w:rPr>
-        <w:t xml:space="preserve"> data, which </w:t>
+        <w:t xml:space="preserve"> suits which question, and how to test a result. </w:t>
+      </w:r>
+      <w:r>
+        <w:rPr>
+          <w:sz w:val="19"/>
+          <w:szCs w:val="19"/>
+        </w:rPr>
+        <w:t xml:space="preserve">The art is </w:t>
       </w:r>
       <w:r>
         <w:rPr>
@@ -4657,7 +3872,7 @@
           <w:sz w:val="15"/>
           <w:szCs w:val="15"/>
         </w:rPr>
-        <w:t xml:space="preserve"> (13) </w:t>
+        <w:t xml:space="preserve"> (14) </w:t>
       </w:r>
       <w:r>
         <w:rPr>
@@ -4665,7 +3880,7 @@
           <w:sz w:val="19"/>
           <w:szCs w:val="19"/>
         </w:rPr>
-        <w:t xml:space="preserve">           </w:t>
+        <w:t xml:space="preserve">            </w:t>
       </w:r>
       <w:r>
         <w:rPr>
@@ -4679,14 +3894,7 @@
           <w:sz w:val="19"/>
           <w:szCs w:val="19"/>
         </w:rPr>
-        <w:t xml:space="preserve"> suits which question, and how to test a result. </w:t>
-      </w:r>
-      <w:r>
-        <w:rPr>
-          <w:sz w:val="19"/>
-          <w:szCs w:val="19"/>
-        </w:rPr>
-        <w:t xml:space="preserve">The art is </w:t>
+        <w:t xml:space="preserve"> the method </w:t>
       </w:r>
       <w:r>
         <w:rPr>
@@ -4696,7 +3904,7 @@
           <w:sz w:val="15"/>
           <w:szCs w:val="15"/>
         </w:rPr>
-        <w:t xml:space="preserve"> (14) </w:t>
+        <w:t xml:space="preserve"> (15) </w:t>
       </w:r>
       <w:r>
         <w:rPr>
@@ -4704,7 +3912,7 @@
           <w:sz w:val="19"/>
           <w:szCs w:val="19"/>
         </w:rPr>
-        <w:t xml:space="preserve">            </w:t>
+        <w:t xml:space="preserve">           </w:t>
       </w:r>
       <w:r>
         <w:rPr>
@@ -4718,7 +3926,7 @@
           <w:sz w:val="19"/>
           <w:szCs w:val="19"/>
         </w:rPr>
-        <w:t xml:space="preserve"> the method cannot settle, and the two that matter most sit at the ends. </w:t>
+        <w:t xml:space="preserve"> settle, and the two that matter most sit at the ends. </w:t>
       </w:r>
       <w:r>
         <w:rPr>
@@ -4783,7 +3991,7 @@
                 <w:sz w:val="16"/>
                 <w:szCs w:val="16"/>
               </w:rPr>
-              <w:t xml:space="preserve">science   ·   because   ·   everything   ·   written   ·   prepare   ·   technique</w:t>
+              <w:t xml:space="preserve">written   ·   deciding   ·   cannot   ·   prepare   ·   technique   ·   everything</w:t>
             </w:r>
           </w:p>
         </w:tc>
@@ -5066,14 +4274,14 @@
                 <w:sz w:val="16"/>
                 <w:szCs w:val="16"/>
               </w:rPr>
-              <w:t xml:space="preserve">8  </w:t>
-            </w:r>
-            <w:r>
-              <w:rPr>
-                <w:sz w:val="16"/>
-                <w:szCs w:val="16"/>
-              </w:rPr>
-              <w:t xml:space="preserve">Reading the result</w:t>
+              <w:t xml:space="preserve">9  </w:t>
+            </w:r>
+            <w:r>
+              <w:rPr>
+                <w:sz w:val="16"/>
+                <w:szCs w:val="16"/>
+              </w:rPr>
+              <w:t xml:space="preserve">Preparing the data</w:t>
             </w:r>
           </w:p>
         </w:tc>
@@ -5134,7 +4342,7 @@
                 <w:sz w:val="16"/>
                 <w:szCs w:val="16"/>
               </w:rPr>
-              <w:t xml:space="preserve">9  </w:t>
+              <w:t xml:space="preserve">10  </w:t>
             </w:r>
             <w:r>
               <w:rPr>
@@ -5202,14 +4410,14 @@
                 <w:sz w:val="16"/>
                 <w:szCs w:val="16"/>
               </w:rPr>
-              <w:t xml:space="preserve">10  </w:t>
-            </w:r>
-            <w:r>
-              <w:rPr>
-                <w:sz w:val="16"/>
-                <w:szCs w:val="16"/>
-              </w:rPr>
-              <w:t xml:space="preserve">science</w:t>
+              <w:t xml:space="preserve">11  </w:t>
+            </w:r>
+            <w:r>
+              <w:rPr>
+                <w:sz w:val="16"/>
+                <w:szCs w:val="16"/>
+              </w:rPr>
+              <w:t xml:space="preserve">written</w:t>
             </w:r>
           </w:p>
         </w:tc>
@@ -5270,14 +4478,14 @@
                 <w:sz w:val="16"/>
                 <w:szCs w:val="16"/>
               </w:rPr>
-              <w:t xml:space="preserve">11  </w:t>
-            </w:r>
-            <w:r>
-              <w:rPr>
-                <w:sz w:val="16"/>
-                <w:szCs w:val="16"/>
-              </w:rPr>
-              <w:t xml:space="preserve">written</w:t>
+              <w:t xml:space="preserve">12  </w:t>
+            </w:r>
+            <w:r>
+              <w:rPr>
+                <w:sz w:val="16"/>
+                <w:szCs w:val="16"/>
+              </w:rPr>
+              <w:t xml:space="preserve">prepare</w:t>
             </w:r>
           </w:p>
         </w:tc>
@@ -5338,14 +4546,14 @@
                 <w:sz w:val="16"/>
                 <w:szCs w:val="16"/>
               </w:rPr>
-              <w:t xml:space="preserve">12  </w:t>
-            </w:r>
-            <w:r>
-              <w:rPr>
-                <w:sz w:val="16"/>
-                <w:szCs w:val="16"/>
-              </w:rPr>
-              <w:t xml:space="preserve">prepare</w:t>
+              <w:t xml:space="preserve">13  </w:t>
+            </w:r>
+            <w:r>
+              <w:rPr>
+                <w:sz w:val="16"/>
+                <w:szCs w:val="16"/>
+              </w:rPr>
+              <w:t xml:space="preserve">technique</w:t>
             </w:r>
           </w:p>
         </w:tc>
@@ -5406,14 +4614,14 @@
                 <w:sz w:val="16"/>
                 <w:szCs w:val="16"/>
               </w:rPr>
-              <w:t xml:space="preserve">13  </w:t>
-            </w:r>
-            <w:r>
-              <w:rPr>
-                <w:sz w:val="16"/>
-                <w:szCs w:val="16"/>
-              </w:rPr>
-              <w:t xml:space="preserve">technique</w:t>
+              <w:t xml:space="preserve">14  </w:t>
+            </w:r>
+            <w:r>
+              <w:rPr>
+                <w:sz w:val="16"/>
+                <w:szCs w:val="16"/>
+              </w:rPr>
+              <w:t xml:space="preserve">everything</w:t>
             </w:r>
           </w:p>
         </w:tc>
@@ -5474,14 +4682,72 @@
                 <w:sz w:val="16"/>
                 <w:szCs w:val="16"/>
               </w:rPr>
-              <w:t xml:space="preserve">14  </w:t>
-            </w:r>
-            <w:r>
-              <w:rPr>
-                <w:sz w:val="16"/>
-                <w:szCs w:val="16"/>
-              </w:rPr>
-              <w:t xml:space="preserve">everything</w:t>
+              <w:t xml:space="preserve">15  </w:t>
+            </w:r>
+            <w:r>
+              <w:rPr>
+                <w:sz w:val="16"/>
+                <w:szCs w:val="16"/>
+              </w:rPr>
+              <w:t xml:space="preserve">cannot</w:t>
+            </w:r>
+          </w:p>
+        </w:tc>
+      </w:tr>
+      <w:tr>
+        <w:tc>
+          <w:tcPr>
+            <w:tcW w:type="pct" w:w="2500"/>
+            <w:tcMar>
+              <w:top w:type="dxa" w:w="20"/>
+              <w:left w:type="dxa" w:w="80"/>
+              <w:bottom w:type="dxa" w:w="20"/>
+              <w:right w:type="dxa" w:w="80"/>
+            </w:tcMar>
+          </w:tcPr>
+          <w:p>
+            <w:pPr>
+              <w:spacing w:before="12" w:after="12"/>
+            </w:pPr>
+            <w:r>
+              <w:rPr>
+                <w:b/>
+                <w:bCs/>
+                <w:color w:val="8186EF"/>
+                <w:sz w:val="16"/>
+                <w:szCs w:val="16"/>
+              </w:rPr>
+              <w:t xml:space="preserve">8  </w:t>
+            </w:r>
+            <w:r>
+              <w:rPr>
+                <w:sz w:val="16"/>
+                <w:szCs w:val="16"/>
+              </w:rPr>
+              <w:t xml:space="preserve">Reading the result</w:t>
+            </w:r>
+          </w:p>
+        </w:tc>
+        <w:tc>
+          <w:tcPr>
+            <w:tcW w:type="pct" w:w="2500"/>
+            <w:tcMar>
+              <w:top w:type="dxa" w:w="20"/>
+              <w:left w:type="dxa" w:w="80"/>
+              <w:bottom w:type="dxa" w:w="20"/>
+              <w:right w:type="dxa" w:w="80"/>
+            </w:tcMar>
+          </w:tcPr>
+          <w:p>
+            <w:pPr>
+              <w:spacing w:before="24" w:after="24"/>
+            </w:pPr>
+            <w:r>
+              <w:rPr>
+                <w:sz w:val="16"/>
+                <w:szCs w:val="16"/>
+              </w:rPr>
+              <w:t xml:space="preserve"/>
             </w:r>
           </w:p>
         </w:tc>
@@ -7373,7 +6639,14 @@
           <w:sz w:val="19"/>
           <w:szCs w:val="19"/>
         </w:rPr>
-        <w:t xml:space="preserve"> this example </w:t>
+        <w:t xml:space="preserve"> this example follows, step by step. </w:t>
+      </w:r>
+      <w:r>
+        <w:rPr>
+          <w:sz w:val="19"/>
+          <w:szCs w:val="19"/>
+        </w:rPr>
+        <w:t xml:space="preserve">The question is whether the extra </w:t>
       </w:r>
       <w:r>
         <w:rPr>
@@ -7391,7 +6664,7 @@
           <w:sz w:val="19"/>
           <w:szCs w:val="19"/>
         </w:rPr>
-        <w:t xml:space="preserve">           </w:t>
+        <w:t xml:space="preserve">            </w:t>
       </w:r>
       <w:r>
         <w:rPr>
@@ -7405,14 +6678,7 @@
           <w:sz w:val="19"/>
           <w:szCs w:val="19"/>
         </w:rPr>
-        <w:t xml:space="preserve">, step by step. </w:t>
-      </w:r>
-      <w:r>
-        <w:rPr>
-          <w:sz w:val="19"/>
-          <w:szCs w:val="19"/>
-        </w:rPr>
-        <w:t xml:space="preserve">The question is whether the extra </w:t>
+        <w:t xml:space="preserve"> shift should be </w:t>
       </w:r>
       <w:r>
         <w:rPr>
@@ -7430,7 +6696,7 @@
           <w:sz w:val="19"/>
           <w:szCs w:val="19"/>
         </w:rPr>
-        <w:t xml:space="preserve">            </w:t>
+        <w:t xml:space="preserve">           </w:t>
       </w:r>
       <w:r>
         <w:rPr>
@@ -7444,7 +6710,14 @@
           <w:sz w:val="19"/>
           <w:szCs w:val="19"/>
         </w:rPr>
-        <w:t xml:space="preserve"> shift should be </w:t>
+        <w:t xml:space="preserve"> to the promotion calendar, as now, or to something else. </w:t>
+      </w:r>
+      <w:r>
+        <w:rPr>
+          <w:sz w:val="19"/>
+          <w:szCs w:val="19"/>
+        </w:rPr>
+        <w:t xml:space="preserve">That is a question worth asking, </w:t>
       </w:r>
       <w:r>
         <w:rPr>
@@ -7476,14 +6749,7 @@
           <w:sz w:val="19"/>
           <w:szCs w:val="19"/>
         </w:rPr>
-        <w:t xml:space="preserve"> to the promotion calendar, as now, or to something else. </w:t>
-      </w:r>
-      <w:r>
-        <w:rPr>
-          <w:sz w:val="19"/>
-          <w:szCs w:val="19"/>
-        </w:rPr>
-        <w:t xml:space="preserve">That is a question worth asking, </w:t>
+        <w:t xml:space="preserve"> the answer would change a decision taken every </w:t>
       </w:r>
       <w:r>
         <w:rPr>
@@ -7515,7 +6781,14 @@
           <w:sz w:val="19"/>
           <w:szCs w:val="19"/>
         </w:rPr>
-        <w:t xml:space="preserve"> the answer would change a </w:t>
+        <w:t xml:space="preserve">. </w:t>
+      </w:r>
+      <w:r>
+        <w:rPr>
+          <w:sz w:val="19"/>
+          <w:szCs w:val="19"/>
+        </w:rPr>
+        <w:t xml:space="preserve">There are 8 quarters of </w:t>
       </w:r>
       <w:r>
         <w:rPr>
@@ -7547,14 +6820,7 @@
           <w:sz w:val="19"/>
           <w:szCs w:val="19"/>
         </w:rPr>
-        <w:t xml:space="preserve"> taken every quarter. </w:t>
-      </w:r>
-      <w:r>
-        <w:rPr>
-          <w:sz w:val="19"/>
-          <w:szCs w:val="19"/>
-        </w:rPr>
-        <w:t xml:space="preserve">There are 8 quarters of </w:t>
+        <w:t xml:space="preserve">: cases sold, </w:t>
       </w:r>
       <w:r>
         <w:rPr>
@@ -7586,7 +6852,14 @@
           <w:sz w:val="19"/>
           <w:szCs w:val="19"/>
         </w:rPr>
-        <w:t xml:space="preserve">: cases sold, average price, mean </w:t>
+        <w:t xml:space="preserve"> price, mean temperature and promotion weeks. </w:t>
+      </w:r>
+      <w:r>
+        <w:rPr>
+          <w:sz w:val="19"/>
+          <w:szCs w:val="19"/>
+        </w:rPr>
+        <w:t xml:space="preserve">Eight </w:t>
       </w:r>
       <w:r>
         <w:rPr>
@@ -7604,7 +6877,7 @@
           <w:sz w:val="19"/>
           <w:szCs w:val="19"/>
         </w:rPr>
-        <w:t xml:space="preserve">             </w:t>
+        <w:t xml:space="preserve">              </w:t>
       </w:r>
       <w:r>
         <w:rPr>
@@ -7618,14 +6891,7 @@
           <w:sz w:val="19"/>
           <w:szCs w:val="19"/>
         </w:rPr>
-        <w:t xml:space="preserve"> and promotion weeks. </w:t>
-      </w:r>
-      <w:r>
-        <w:rPr>
-          <w:sz w:val="19"/>
-          <w:szCs w:val="19"/>
-        </w:rPr>
-        <w:t xml:space="preserve">Eight </w:t>
+        <w:t xml:space="preserve"> is few, and the analyst should say so now rather than </w:t>
       </w:r>
       <w:r>
         <w:rPr>
@@ -7643,7 +6909,7 @@
           <w:sz w:val="19"/>
           <w:szCs w:val="19"/>
         </w:rPr>
-        <w:t xml:space="preserve">              </w:t>
+        <w:t xml:space="preserve">           </w:t>
       </w:r>
       <w:r>
         <w:rPr>
@@ -7657,7 +6923,14 @@
           <w:sz w:val="19"/>
           <w:szCs w:val="19"/>
         </w:rPr>
-        <w:t xml:space="preserve"> is few, and the analyst should say so now rather than </w:t>
+        <w:t xml:space="preserve"> it later. </w:t>
+      </w:r>
+      <w:r>
+        <w:rPr>
+          <w:sz w:val="19"/>
+          <w:szCs w:val="19"/>
+        </w:rPr>
+        <w:t xml:space="preserve">The </w:t>
       </w:r>
       <w:r>
         <w:rPr>
@@ -7675,7 +6948,7 @@
           <w:sz w:val="19"/>
           <w:szCs w:val="19"/>
         </w:rPr>
-        <w:t xml:space="preserve">           </w:t>
+        <w:t xml:space="preserve">             </w:t>
       </w:r>
       <w:r>
         <w:rPr>
@@ -7689,14 +6962,7 @@
           <w:sz w:val="19"/>
           <w:szCs w:val="19"/>
         </w:rPr>
-        <w:t xml:space="preserve"> it later. </w:t>
-      </w:r>
-      <w:r>
-        <w:rPr>
-          <w:sz w:val="19"/>
-          <w:szCs w:val="19"/>
-        </w:rPr>
-        <w:t xml:space="preserve">The preparation is: consolidate the sources, clean what is wrong, transform dates into quarters, and reduce to the columns the question needs. </w:t>
+        <w:t xml:space="preserve"> is: consolidate the sources, clean what is wrong, transform dates into quarters, and reduce to the columns the question needs. </w:t>
       </w:r>
       <w:r>
         <w:rPr>
@@ -7768,7 +7034,7 @@
                 <w:sz w:val="16"/>
                 <w:szCs w:val="16"/>
               </w:rPr>
-              <w:t xml:space="preserve">scheduled   ·   history   ·   temperature   ·   follows   ·   decision   ·   observations   ·   Beverages   ·   promotion   ·   because   ·   structure   ·   production   ·   actually   ·   discover</w:t>
+              <w:t xml:space="preserve">because   ·   average   ·   observations   ·   production   ·   history   ·   discover   ·   Beverages   ·   consolidate   ·   quarter   ·   structure   ·   scheduled   ·   actually   ·   preparation</w:t>
             </w:r>
           </w:p>
         </w:tc>
@@ -7886,7 +7152,14 @@
           <w:sz w:val="19"/>
           <w:szCs w:val="19"/>
         </w:rPr>
-        <w:t xml:space="preserve">Promotion weeks in those quarters were 6 and 5, which is not the highest in the </w:t>
+        <w:t xml:space="preserve">Promotion weeks in those quarters were 6 and 5, which is not the highest in the dataset. </w:t>
+      </w:r>
+      <w:r>
+        <w:rPr>
+          <w:sz w:val="19"/>
+          <w:szCs w:val="19"/>
+        </w:rPr>
+        <w:t xml:space="preserve">The </w:t>
       </w:r>
       <w:r>
         <w:rPr>
@@ -7918,14 +7191,7 @@
           <w:sz w:val="19"/>
           <w:szCs w:val="19"/>
         </w:rPr>
-        <w:t xml:space="preserve">. </w:t>
-      </w:r>
-      <w:r>
-        <w:rPr>
-          <w:sz w:val="19"/>
-          <w:szCs w:val="19"/>
-        </w:rPr>
-        <w:t xml:space="preserve">The pattern </w:t>
+        <w:t xml:space="preserve"> suggests demand follows temperature more </w:t>
       </w:r>
       <w:r>
         <w:rPr>
@@ -7957,7 +7223,14 @@
           <w:sz w:val="19"/>
           <w:szCs w:val="19"/>
         </w:rPr>
-        <w:t xml:space="preserve"> demand follows temperature more </w:t>
+        <w:t xml:space="preserve"> than promotion. </w:t>
+      </w:r>
+      <w:r>
+        <w:rPr>
+          <w:sz w:val="19"/>
+          <w:szCs w:val="19"/>
+        </w:rPr>
+        <w:t xml:space="preserve">That is a hypothesis, not a finding, and it is </w:t>
       </w:r>
       <w:r>
         <w:rPr>
@@ -7989,14 +7262,7 @@
           <w:sz w:val="19"/>
           <w:szCs w:val="19"/>
         </w:rPr>
-        <w:t xml:space="preserve"> than promotion. </w:t>
-      </w:r>
-      <w:r>
-        <w:rPr>
-          <w:sz w:val="19"/>
-          <w:szCs w:val="19"/>
-        </w:rPr>
-        <w:t xml:space="preserve">That is a hypothesis, not a </w:t>
+        <w:t xml:space="preserve"> the point at which an analyst is most </w:t>
       </w:r>
       <w:r>
         <w:rPr>
@@ -8028,7 +7294,14 @@
           <w:sz w:val="19"/>
           <w:szCs w:val="19"/>
         </w:rPr>
-        <w:t xml:space="preserve">, and it is </w:t>
+        <w:t xml:space="preserve"> to stop too early and report it as a result. </w:t>
+      </w:r>
+      <w:r>
+        <w:rPr>
+          <w:sz w:val="19"/>
+          <w:szCs w:val="19"/>
+        </w:rPr>
+        <w:t xml:space="preserve">The hypothesis </w:t>
       </w:r>
       <w:r>
         <w:rPr>
@@ -8060,14 +7333,7 @@
           <w:sz w:val="19"/>
           <w:szCs w:val="19"/>
         </w:rPr>
-        <w:t xml:space="preserve"> the point at which an analyst is most likely to stop too early and report it as a result. </w:t>
-      </w:r>
-      <w:r>
-        <w:rPr>
-          <w:sz w:val="19"/>
-          <w:szCs w:val="19"/>
-        </w:rPr>
-        <w:t xml:space="preserve">The hypothesis </w:t>
+        <w:t xml:space="preserve">, but the promotion effect is real as well, which the eyeball analysis had </w:t>
       </w:r>
       <w:r>
         <w:rPr>
@@ -8085,7 +7351,7 @@
           <w:sz w:val="19"/>
           <w:szCs w:val="19"/>
         </w:rPr>
-        <w:t xml:space="preserve">           </w:t>
+        <w:t xml:space="preserve">             </w:t>
       </w:r>
       <w:r>
         <w:rPr>
@@ -8099,7 +7365,14 @@
           <w:sz w:val="19"/>
           <w:szCs w:val="19"/>
         </w:rPr>
-        <w:t xml:space="preserve">, but the promotion effect is real as well, which the eyeball analysis had </w:t>
+        <w:t xml:space="preserve">. </w:t>
+      </w:r>
+      <w:r>
+        <w:rPr>
+          <w:sz w:val="19"/>
+          <w:szCs w:val="19"/>
+        </w:rPr>
+        <w:t xml:space="preserve">That last sentence is the </w:t>
       </w:r>
       <w:r>
         <w:rPr>
@@ -8117,7 +7390,7 @@
           <w:sz w:val="19"/>
           <w:szCs w:val="19"/>
         </w:rPr>
-        <w:t xml:space="preserve">             </w:t>
+        <w:t xml:space="preserve">           </w:t>
       </w:r>
       <w:r>
         <w:rPr>
@@ -8138,7 +7411,7 @@
           <w:sz w:val="19"/>
           <w:szCs w:val="19"/>
         </w:rPr>
-        <w:t xml:space="preserve">That last sentence is the </w:t>
+        <w:t xml:space="preserve">The first look </w:t>
       </w:r>
       <w:r>
         <w:rPr>
@@ -8170,14 +7443,7 @@
           <w:sz w:val="19"/>
           <w:szCs w:val="19"/>
         </w:rPr>
-        <w:t xml:space="preserve">. </w:t>
-      </w:r>
-      <w:r>
-        <w:rPr>
-          <w:sz w:val="19"/>
-          <w:szCs w:val="19"/>
-        </w:rPr>
-        <w:t xml:space="preserve">The first look suggested promotion barely </w:t>
+        <w:t xml:space="preserve"> promotion barely </w:t>
       </w:r>
       <w:r>
         <w:rPr>
@@ -8306,7 +7572,7 @@
                 <w:sz w:val="16"/>
                 <w:szCs w:val="16"/>
               </w:rPr>
-              <w:t xml:space="preserve">recommendation   ·   survives   ·   closely   ·   mattered   ·   degrees   ·   finding   ·   dataset   ·   suggests   ·   iteration   ·   understated   ·   whether   ·   exactly   ·   temperatures</w:t>
+              <w:t xml:space="preserve">recommendation   ·   understated   ·   exactly   ·   mattered   ·   degrees   ·   likely   ·   pattern   ·   closely   ·   suggested   ·   iteration   ·   evaluate   ·   survives   ·   temperatures</w:t>
             </w:r>
           </w:p>
         </w:tc>
@@ -8385,9 +7651,612 @@
         <w:t xml:space="preserve"> </w:t>
       </w:r>
     </w:p>
+    <w:tbl>
+      <w:tblPr>
+        <w:tblW w:type="pct" w:w="100%"/>
+        <w:tblLayout w:type="fixed"/>
+        <w:tblBorders>
+          <w:top w:val="single" w:color="353A7C" w:sz="6"/>
+          <w:left w:val="single" w:color="353A7C" w:sz="6"/>
+          <w:bottom w:val="single" w:color="353A7C" w:sz="6"/>
+          <w:right w:val="single" w:color="353A7C" w:sz="6"/>
+          <w:insideH w:val="single" w:color="353A7C" w:sz="6"/>
+          <w:insideV w:val="single" w:color="353A7C" w:sz="6"/>
+        </w:tblBorders>
+      </w:tblPr>
+      <w:tblGrid>
+        <w:gridCol w:w="3921"/>
+        <w:gridCol w:w="1455"/>
+        <w:gridCol w:w="4224"/>
+      </w:tblGrid>
+      <w:tr>
+        <w:tc>
+          <w:tcPr>
+            <w:tcW w:type="pct" w:w="5000"/>
+            <w:gridSpan w:val="3"/>
+            <w:shd w:fill="353A7C" w:val="clear"/>
+            <w:tcMar>
+              <w:top w:type="dxa" w:w="60"/>
+              <w:left w:type="dxa" w:w="120"/>
+              <w:bottom w:type="dxa" w:w="60"/>
+              <w:right w:type="dxa" w:w="120"/>
+            </w:tcMar>
+          </w:tcPr>
+          <w:p>
+            <w:pPr>
+              <w:spacing w:before="40" w:after="40"/>
+            </w:pPr>
+            <w:r>
+              <w:rPr>
+                <w:b/>
+                <w:bCs/>
+                <w:color w:val="FFFFFF"/>
+                <w:sz w:val="17"/>
+                <w:szCs w:val="17"/>
+              </w:rPr>
+              <w:t xml:space="preserve">Your turn: name four SQL clauses (complete the blanks)</w:t>
+            </w:r>
+          </w:p>
+        </w:tc>
+      </w:tr>
+      <w:tr>
+        <w:tc>
+          <w:tcPr>
+            <w:tcW w:type="pct" w:w="2042"/>
+            <w:shd w:fill="353A7C" w:val="clear"/>
+            <w:tcMar>
+              <w:top w:type="dxa" w:w="50"/>
+              <w:left w:type="dxa" w:w="110"/>
+              <w:bottom w:type="dxa" w:w="50"/>
+              <w:right w:type="dxa" w:w="110"/>
+            </w:tcMar>
+          </w:tcPr>
+          <w:p>
+            <w:pPr>
+              <w:spacing w:before="30" w:after="30"/>
+            </w:pPr>
+            <w:r>
+              <w:rPr>
+                <w:b/>
+                <w:bCs/>
+                <w:color w:val="FFFFFF"/>
+                <w:sz w:val="15"/>
+                <w:szCs w:val="15"/>
+              </w:rPr>
+              <w:t xml:space="preserve">What is wanted</w:t>
+            </w:r>
+          </w:p>
+        </w:tc>
+        <w:tc>
+          <w:tcPr>
+            <w:tcW w:type="pct" w:w="758"/>
+            <w:shd w:fill="353A7C" w:val="clear"/>
+            <w:tcMar>
+              <w:top w:type="dxa" w:w="50"/>
+              <w:left w:type="dxa" w:w="110"/>
+              <w:bottom w:type="dxa" w:w="50"/>
+              <w:right w:type="dxa" w:w="110"/>
+            </w:tcMar>
+          </w:tcPr>
+          <w:p>
+            <w:pPr>
+              <w:spacing w:before="30" w:after="30"/>
+            </w:pPr>
+            <w:r>
+              <w:rPr>
+                <w:b/>
+                <w:bCs/>
+                <w:color w:val="FFFFFF"/>
+                <w:sz w:val="15"/>
+                <w:szCs w:val="15"/>
+              </w:rPr>
+              <w:t xml:space="preserve">Which SQL clause?</w:t>
+            </w:r>
+          </w:p>
+        </w:tc>
+        <w:tc>
+          <w:tcPr>
+            <w:tcW w:type="pct" w:w="2200"/>
+            <w:shd w:fill="353A7C" w:val="clear"/>
+            <w:tcMar>
+              <w:top w:type="dxa" w:w="50"/>
+              <w:left w:type="dxa" w:w="110"/>
+              <w:bottom w:type="dxa" w:w="50"/>
+              <w:right w:type="dxa" w:w="110"/>
+            </w:tcMar>
+          </w:tcPr>
+          <w:p>
+            <w:pPr>
+              <w:spacing w:before="30" w:after="30"/>
+            </w:pPr>
+            <w:r>
+              <w:rPr>
+                <w:b/>
+                <w:bCs/>
+                <w:color w:val="FFFFFF"/>
+                <w:sz w:val="15"/>
+                <w:szCs w:val="15"/>
+              </w:rPr>
+              <w:t xml:space="preserve">Why</w:t>
+            </w:r>
+          </w:p>
+        </w:tc>
+      </w:tr>
+      <w:tr>
+        <w:tc>
+          <w:tcPr>
+            <w:tcW w:type="pct" w:w="2042"/>
+            <w:tcMar>
+              <w:top w:type="dxa" w:w="50"/>
+              <w:left w:type="dxa" w:w="110"/>
+              <w:bottom w:type="dxa" w:w="50"/>
+              <w:right w:type="dxa" w:w="110"/>
+            </w:tcMar>
+          </w:tcPr>
+          <w:p>
+            <w:pPr>
+              <w:spacing w:before="28" w:after="28"/>
+            </w:pPr>
+            <w:r>
+              <w:rPr>
+                <w:sz w:val="15"/>
+                <w:szCs w:val="15"/>
+              </w:rPr>
+              <w:t xml:space="preserve">Which columns to show</w:t>
+            </w:r>
+          </w:p>
+        </w:tc>
+        <w:tc>
+          <w:tcPr>
+            <w:tcW w:type="pct" w:w="758"/>
+            <w:tcMar>
+              <w:top w:type="dxa" w:w="50"/>
+              <w:left w:type="dxa" w:w="110"/>
+              <w:bottom w:type="dxa" w:w="50"/>
+              <w:right w:type="dxa" w:w="110"/>
+            </w:tcMar>
+          </w:tcPr>
+          <w:p>
+            <w:pPr>
+              <w:spacing w:before="28" w:after="28"/>
+            </w:pPr>
+            <w:r>
+              <w:rPr>
+                <w:sz w:val="15"/>
+                <w:szCs w:val="15"/>
+              </w:rPr>
+              <w:t xml:space="preserve">SELECT</w:t>
+            </w:r>
+          </w:p>
+        </w:tc>
+        <w:tc>
+          <w:tcPr>
+            <w:tcW w:type="pct" w:w="2200"/>
+            <w:shd w:fill="FFFFFF" w:val="clear"/>
+            <w:tcMar>
+              <w:top w:type="dxa" w:w="50"/>
+              <w:left w:type="dxa" w:w="110"/>
+              <w:bottom w:type="dxa" w:w="50"/>
+              <w:right w:type="dxa" w:w="110"/>
+            </w:tcMar>
+          </w:tcPr>
+          <w:p>
+            <w:pPr>
+              <w:spacing w:before="46" w:after="46"/>
+            </w:pPr>
+            <w:r>
+              <w:rPr>
+                <w:b/>
+                <w:bCs/>
+                <w:color w:val="8186EF"/>
+                <w:sz w:val="14"/>
+                <w:szCs w:val="14"/>
+              </w:rPr>
+              <w:t xml:space="preserve">(25)</w:t>
+            </w:r>
+          </w:p>
+        </w:tc>
+      </w:tr>
+      <w:tr>
+        <w:tc>
+          <w:tcPr>
+            <w:tcW w:type="pct" w:w="2042"/>
+            <w:shd w:fill="FBFAF6" w:val="clear"/>
+            <w:tcMar>
+              <w:top w:type="dxa" w:w="50"/>
+              <w:left w:type="dxa" w:w="110"/>
+              <w:bottom w:type="dxa" w:w="50"/>
+              <w:right w:type="dxa" w:w="110"/>
+            </w:tcMar>
+          </w:tcPr>
+          <w:p>
+            <w:pPr>
+              <w:spacing w:before="28" w:after="28"/>
+            </w:pPr>
+            <w:r>
+              <w:rPr>
+                <w:sz w:val="15"/>
+                <w:szCs w:val="15"/>
+              </w:rPr>
+              <w:t xml:space="preserve">Which rows to keep</w:t>
+            </w:r>
+          </w:p>
+        </w:tc>
+        <w:tc>
+          <w:tcPr>
+            <w:tcW w:type="pct" w:w="758"/>
+            <w:shd w:fill="FBFAF6" w:val="clear"/>
+            <w:tcMar>
+              <w:top w:type="dxa" w:w="50"/>
+              <w:left w:type="dxa" w:w="110"/>
+              <w:bottom w:type="dxa" w:w="50"/>
+              <w:right w:type="dxa" w:w="110"/>
+            </w:tcMar>
+          </w:tcPr>
+          <w:p>
+            <w:pPr>
+              <w:spacing w:before="28" w:after="28"/>
+            </w:pPr>
+            <w:r>
+              <w:rPr>
+                <w:sz w:val="15"/>
+                <w:szCs w:val="15"/>
+              </w:rPr>
+              <w:t xml:space="preserve">WHERE</w:t>
+            </w:r>
+          </w:p>
+        </w:tc>
+        <w:tc>
+          <w:tcPr>
+            <w:tcW w:type="pct" w:w="2200"/>
+            <w:shd w:fill="FBFAF6" w:val="clear"/>
+            <w:tcMar>
+              <w:top w:type="dxa" w:w="50"/>
+              <w:left w:type="dxa" w:w="110"/>
+              <w:bottom w:type="dxa" w:w="50"/>
+              <w:right w:type="dxa" w:w="110"/>
+            </w:tcMar>
+          </w:tcPr>
+          <w:p>
+            <w:pPr>
+              <w:spacing w:before="28" w:after="28"/>
+            </w:pPr>
+            <w:r>
+              <w:rPr>
+                <w:sz w:val="15"/>
+                <w:szCs w:val="15"/>
+              </w:rPr>
+              <w:t xml:space="preserve">WHERE filters the rows before anything is </w:t>
+            </w:r>
+            <w:r>
+              <w:rPr>
+                <w:b/>
+                <w:bCs/>
+                <w:color w:val="8186EF"/>
+                <w:sz w:val="14"/>
+                <w:szCs w:val="14"/>
+              </w:rPr>
+              <w:t xml:space="preserve"> (26) </w:t>
+            </w:r>
+            <w:r>
+              <w:rPr>
+                <w:u w:val="single"/>
+                <w:sz w:val="15"/>
+                <w:szCs w:val="15"/>
+              </w:rPr>
+              <w:t xml:space="preserve">              </w:t>
+            </w:r>
+            <w:r>
+              <w:rPr>
+                <w:sz w:val="15"/>
+                <w:szCs w:val="15"/>
+              </w:rPr>
+              <w:t xml:space="preserve"> </w:t>
+            </w:r>
+            <w:r>
+              <w:rPr>
+                <w:sz w:val="15"/>
+                <w:szCs w:val="15"/>
+              </w:rPr>
+              <w:t xml:space="preserve">, so it determines what the answer covers</w:t>
+            </w:r>
+          </w:p>
+        </w:tc>
+      </w:tr>
+      <w:tr>
+        <w:tc>
+          <w:tcPr>
+            <w:tcW w:type="pct" w:w="2042"/>
+            <w:tcMar>
+              <w:top w:type="dxa" w:w="50"/>
+              <w:left w:type="dxa" w:w="110"/>
+              <w:bottom w:type="dxa" w:w="50"/>
+              <w:right w:type="dxa" w:w="110"/>
+            </w:tcMar>
+          </w:tcPr>
+          <w:p>
+            <w:pPr>
+              <w:spacing w:before="28" w:after="28"/>
+            </w:pPr>
+            <w:r>
+              <w:rPr>
+                <w:sz w:val="15"/>
+                <w:szCs w:val="15"/>
+              </w:rPr>
+              <w:t xml:space="preserve">How to link a second table</w:t>
+            </w:r>
+          </w:p>
+        </w:tc>
+        <w:tc>
+          <w:tcPr>
+            <w:tcW w:type="pct" w:w="758"/>
+            <w:tcMar>
+              <w:top w:type="dxa" w:w="50"/>
+              <w:left w:type="dxa" w:w="110"/>
+              <w:bottom w:type="dxa" w:w="50"/>
+              <w:right w:type="dxa" w:w="110"/>
+            </w:tcMar>
+          </w:tcPr>
+          <w:p>
+            <w:pPr>
+              <w:spacing w:before="28" w:after="28"/>
+            </w:pPr>
+            <w:r>
+              <w:rPr>
+                <w:sz w:val="15"/>
+                <w:szCs w:val="15"/>
+              </w:rPr>
+              <w:t xml:space="preserve">JOIN ... ON</w:t>
+            </w:r>
+          </w:p>
+        </w:tc>
+        <w:tc>
+          <w:tcPr>
+            <w:tcW w:type="pct" w:w="2200"/>
+            <w:tcMar>
+              <w:top w:type="dxa" w:w="50"/>
+              <w:left w:type="dxa" w:w="110"/>
+              <w:bottom w:type="dxa" w:w="50"/>
+              <w:right w:type="dxa" w:w="110"/>
+            </w:tcMar>
+          </w:tcPr>
+          <w:p>
+            <w:pPr>
+              <w:spacing w:before="28" w:after="28"/>
+            </w:pPr>
+            <w:r>
+              <w:rPr>
+                <w:sz w:val="15"/>
+                <w:szCs w:val="15"/>
+              </w:rPr>
+              <w:t xml:space="preserve">It </w:t>
+            </w:r>
+            <w:r>
+              <w:rPr>
+                <w:b/>
+                <w:bCs/>
+                <w:color w:val="8186EF"/>
+                <w:sz w:val="14"/>
+                <w:szCs w:val="14"/>
+              </w:rPr>
+              <w:t xml:space="preserve"> (27) </w:t>
+            </w:r>
+            <w:r>
+              <w:rPr>
+                <w:u w:val="single"/>
+                <w:sz w:val="15"/>
+                <w:szCs w:val="15"/>
+              </w:rPr>
+              <w:t xml:space="preserve">              </w:t>
+            </w:r>
+            <w:r>
+              <w:rPr>
+                <w:sz w:val="15"/>
+                <w:szCs w:val="15"/>
+              </w:rPr>
+              <w:t xml:space="preserve"> </w:t>
+            </w:r>
+            <w:r>
+              <w:rPr>
+                <w:sz w:val="15"/>
+                <w:szCs w:val="15"/>
+              </w:rPr>
+              <w:t xml:space="preserve"> the two tables on the shared key of Chapter 10</w:t>
+            </w:r>
+          </w:p>
+        </w:tc>
+      </w:tr>
+      <w:tr>
+        <w:tc>
+          <w:tcPr>
+            <w:tcW w:type="pct" w:w="2042"/>
+            <w:shd w:fill="FBFAF6" w:val="clear"/>
+            <w:tcMar>
+              <w:top w:type="dxa" w:w="50"/>
+              <w:left w:type="dxa" w:w="110"/>
+              <w:bottom w:type="dxa" w:w="50"/>
+              <w:right w:type="dxa" w:w="110"/>
+            </w:tcMar>
+          </w:tcPr>
+          <w:p>
+            <w:pPr>
+              <w:spacing w:before="28" w:after="28"/>
+            </w:pPr>
+            <w:r>
+              <w:rPr>
+                <w:sz w:val="15"/>
+                <w:szCs w:val="15"/>
+              </w:rPr>
+              <w:t xml:space="preserve">How to summarise by customer</w:t>
+            </w:r>
+          </w:p>
+        </w:tc>
+        <w:tc>
+          <w:tcPr>
+            <w:tcW w:type="pct" w:w="758"/>
+            <w:shd w:fill="FFFFFF" w:val="clear"/>
+            <w:tcMar>
+              <w:top w:type="dxa" w:w="50"/>
+              <w:left w:type="dxa" w:w="110"/>
+              <w:bottom w:type="dxa" w:w="50"/>
+              <w:right w:type="dxa" w:w="110"/>
+            </w:tcMar>
+          </w:tcPr>
+          <w:p>
+            <w:pPr>
+              <w:spacing w:before="46" w:after="46"/>
+            </w:pPr>
+            <w:r>
+              <w:rPr>
+                <w:b/>
+                <w:bCs/>
+                <w:color w:val="8186EF"/>
+                <w:sz w:val="14"/>
+                <w:szCs w:val="14"/>
+              </w:rPr>
+              <w:t xml:space="preserve">(28)</w:t>
+            </w:r>
+          </w:p>
+        </w:tc>
+        <w:tc>
+          <w:tcPr>
+            <w:tcW w:type="pct" w:w="2200"/>
+            <w:shd w:fill="FBFAF6" w:val="clear"/>
+            <w:tcMar>
+              <w:top w:type="dxa" w:w="50"/>
+              <w:left w:type="dxa" w:w="110"/>
+              <w:bottom w:type="dxa" w:w="50"/>
+              <w:right w:type="dxa" w:w="110"/>
+            </w:tcMar>
+          </w:tcPr>
+          <w:p>
+            <w:pPr>
+              <w:spacing w:before="28" w:after="28"/>
+            </w:pPr>
+            <w:r>
+              <w:rPr>
+                <w:sz w:val="15"/>
+                <w:szCs w:val="15"/>
+              </w:rPr>
+              <w:t xml:space="preserve">It collapses many rows into one per group</w:t>
+            </w:r>
+          </w:p>
+        </w:tc>
+      </w:tr>
+    </w:tbl>
+    <w:p/>
+    <w:tbl>
+      <w:tblPr>
+        <w:tblW w:type="pct" w:w="100%"/>
+        <w:tblLayout w:type="fixed"/>
+        <w:tblBorders>
+          <w:top w:val="single" w:color="FBFAF6" w:sz="4"/>
+          <w:left w:val="single" w:color="FBFAF6" w:sz="4"/>
+          <w:bottom w:val="single" w:color="FBFAF6" w:sz="4"/>
+          <w:right w:val="single" w:color="FBFAF6" w:sz="4"/>
+          <w:insideH w:val="single" w:color="FBFAF6" w:sz="4"/>
+          <w:insideV w:val="single" w:color="FBFAF6" w:sz="4"/>
+        </w:tblBorders>
+      </w:tblPr>
+      <w:tblGrid>
+        <w:gridCol w:w="9600"/>
+      </w:tblGrid>
+      <w:tr>
+        <w:tc>
+          <w:tcPr>
+            <w:tcW w:type="pct" w:w="5000"/>
+            <w:shd w:fill="FBFAF6" w:val="clear"/>
+            <w:tcMar>
+              <w:top w:type="dxa" w:w="40"/>
+              <w:left w:type="dxa" w:w="100"/>
+              <w:bottom w:type="dxa" w:w="40"/>
+              <w:right w:type="dxa" w:w="100"/>
+            </w:tcMar>
+          </w:tcPr>
+          <w:p>
+            <w:pPr>
+              <w:spacing w:before="18" w:after="6"/>
+            </w:pPr>
+            <w:r>
+              <w:rPr>
+                <w:b/>
+                <w:bCs/>
+                <w:color w:val="6B7280"/>
+                <w:sz w:val="14"/>
+                <w:szCs w:val="14"/>
+              </w:rPr>
+              <w:t xml:space="preserve">word list</w:t>
+            </w:r>
+          </w:p>
+          <w:p>
+            <w:pPr>
+              <w:spacing w:before="0" w:after="18"/>
+            </w:pPr>
+            <w:r>
+              <w:rPr>
+                <w:b/>
+                <w:bCs/>
+                <w:color w:val="353A7C"/>
+                <w:sz w:val="16"/>
+                <w:szCs w:val="16"/>
+              </w:rPr>
+              <w:t xml:space="preserve">summarised   ·   matches   ·   GROUP BY   ·   Evaluate   ·   It names the output of the query</w:t>
+            </w:r>
+          </w:p>
+        </w:tc>
+      </w:tr>
+    </w:tbl>
+    <w:p/>
+    <w:tbl>
+      <w:tblPr>
+        <w:tblW w:type="pct" w:w="100%"/>
+        <w:tblLayout w:type="fixed"/>
+        <w:tblBorders>
+          <w:top w:val="single" w:color="353A7C" w:sz="4"/>
+          <w:left w:val="single" w:color="353A7C" w:sz="4"/>
+          <w:bottom w:val="single" w:color="353A7C" w:sz="4"/>
+          <w:right w:val="single" w:color="353A7C" w:sz="4"/>
+          <w:insideH w:val="single" w:color="353A7C" w:sz="4"/>
+          <w:insideV w:val="single" w:color="353A7C" w:sz="4"/>
+        </w:tblBorders>
+      </w:tblPr>
+      <w:tblGrid>
+        <w:gridCol w:w="9600"/>
+      </w:tblGrid>
+      <w:tr>
+        <w:tc>
+          <w:tcPr>
+            <w:tcW w:type="pct" w:w="5000"/>
+            <w:shd w:fill="F2F4FB" w:val="clear"/>
+            <w:tcMar>
+              <w:top w:type="dxa" w:w="50"/>
+              <w:left w:type="dxa" w:w="110"/>
+              <w:bottom w:type="dxa" w:w="50"/>
+              <w:right w:type="dxa" w:w="110"/>
+            </w:tcMar>
+          </w:tcPr>
+          <w:p>
+            <w:pPr>
+              <w:spacing w:before="30" w:after="30"/>
+            </w:pPr>
+            <w:r>
+              <w:rPr>
+                <w:b/>
+                <w:bCs/>
+                <w:color w:val="353A7C"/>
+                <w:sz w:val="19"/>
+                <w:szCs w:val="19"/>
+              </w:rPr>
+              <w:t xml:space="preserve">The pattern behind the example</w:t>
+            </w:r>
+          </w:p>
+        </w:tc>
+      </w:tr>
+    </w:tbl>
+    <w:p/>
     <w:p>
       <w:pPr>
-        <w:spacing w:before="44" w:after="10"/>
+        <w:spacing w:before="44" w:after="14"/>
       </w:pPr>
       <w:r>
         <w:rPr>
@@ -8397,7 +8266,521 @@
           <w:sz w:val="18"/>
           <w:szCs w:val="18"/>
         </w:rPr>
-        <w:t xml:space="preserve">Your turn: name four SQL clauses (complete the blanks)</w:t>
+        <w:t xml:space="preserve">Summary 3</w:t>
+      </w:r>
+      <w:r>
+        <w:rPr>
+          <w:color w:val="6B7280"/>
+          <w:sz w:val="16"/>
+          <w:szCs w:val="16"/>
+        </w:rPr>
+        <w:t xml:space="preserve">      gaps 29–32</w:t>
+      </w:r>
+    </w:p>
+    <w:p>
+      <w:pPr>
+        <w:spacing w:before="20" w:after="20" w:line="360" w:lineRule="auto"/>
+        <w:ind w:left="200"/>
+      </w:pPr>
+      <w:r>
+        <w:rPr>
+          <w:sz w:val="19"/>
+          <w:szCs w:val="19"/>
+        </w:rPr>
+        <w:t xml:space="preserve">Start from the decision, not from the data. </w:t>
+      </w:r>
+      <w:r>
+        <w:rPr>
+          <w:sz w:val="19"/>
+          <w:szCs w:val="19"/>
+        </w:rPr>
+        <w:t xml:space="preserve">Look at the data before </w:t>
+      </w:r>
+      <w:r>
+        <w:rPr>
+          <w:b/>
+          <w:bCs/>
+          <w:color w:val="8186EF"/>
+          <w:sz w:val="15"/>
+          <w:szCs w:val="15"/>
+        </w:rPr>
+        <w:t xml:space="preserve"> (29) </w:t>
+      </w:r>
+      <w:r>
+        <w:rPr>
+          <w:u w:val="single"/>
+          <w:sz w:val="19"/>
+          <w:szCs w:val="19"/>
+        </w:rPr>
+        <w:t xml:space="preserve">           </w:t>
+      </w:r>
+      <w:r>
+        <w:rPr>
+          <w:sz w:val="19"/>
+          <w:szCs w:val="19"/>
+        </w:rPr>
+        <w:t xml:space="preserve"> </w:t>
+      </w:r>
+      <w:r>
+        <w:rPr>
+          <w:sz w:val="19"/>
+          <w:szCs w:val="19"/>
+        </w:rPr>
+        <w:t xml:space="preserve"> it, and say how much of it there is. </w:t>
+      </w:r>
+      <w:r>
+        <w:rPr>
+          <w:sz w:val="19"/>
+          <w:szCs w:val="19"/>
+        </w:rPr>
+        <w:t xml:space="preserve">Treat what the first look suggests as a hypothesis, never as a finding. </w:t>
+      </w:r>
+      <w:r>
+        <w:rPr>
+          <w:sz w:val="19"/>
+          <w:szCs w:val="19"/>
+        </w:rPr>
+        <w:t xml:space="preserve">The model </w:t>
+      </w:r>
+      <w:r>
+        <w:rPr>
+          <w:b/>
+          <w:bCs/>
+          <w:color w:val="8186EF"/>
+          <w:sz w:val="15"/>
+          <w:szCs w:val="15"/>
+        </w:rPr>
+        <w:t xml:space="preserve"> (30) </w:t>
+      </w:r>
+      <w:r>
+        <w:rPr>
+          <w:u w:val="single"/>
+          <w:sz w:val="19"/>
+          <w:szCs w:val="19"/>
+        </w:rPr>
+        <w:t xml:space="preserve">           </w:t>
+      </w:r>
+      <w:r>
+        <w:rPr>
+          <w:sz w:val="19"/>
+          <w:szCs w:val="19"/>
+        </w:rPr>
+        <w:t xml:space="preserve"> </w:t>
+      </w:r>
+      <w:r>
+        <w:rPr>
+          <w:sz w:val="19"/>
+          <w:szCs w:val="19"/>
+        </w:rPr>
+        <w:t xml:space="preserve"> to test the hypothesis, and may </w:t>
+      </w:r>
+      <w:r>
+        <w:rPr>
+          <w:b/>
+          <w:bCs/>
+          <w:color w:val="8186EF"/>
+          <w:sz w:val="15"/>
+          <w:szCs w:val="15"/>
+        </w:rPr>
+        <w:t xml:space="preserve"> (31) </w:t>
+      </w:r>
+      <w:r>
+        <w:rPr>
+          <w:u w:val="single"/>
+          <w:sz w:val="19"/>
+          <w:szCs w:val="19"/>
+        </w:rPr>
+        <w:t xml:space="preserve">           </w:t>
+      </w:r>
+      <w:r>
+        <w:rPr>
+          <w:sz w:val="19"/>
+          <w:szCs w:val="19"/>
+        </w:rPr>
+        <w:t xml:space="preserve"> </w:t>
+      </w:r>
+      <w:r>
+        <w:rPr>
+          <w:sz w:val="19"/>
+          <w:szCs w:val="19"/>
+        </w:rPr>
+        <w:t xml:space="preserve"> it rather than </w:t>
+      </w:r>
+      <w:r>
+        <w:rPr>
+          <w:b/>
+          <w:bCs/>
+          <w:color w:val="8186EF"/>
+          <w:sz w:val="15"/>
+          <w:szCs w:val="15"/>
+        </w:rPr>
+        <w:t xml:space="preserve"> (32) </w:t>
+      </w:r>
+      <w:r>
+        <w:rPr>
+          <w:u w:val="single"/>
+          <w:sz w:val="19"/>
+          <w:szCs w:val="19"/>
+        </w:rPr>
+        <w:t xml:space="preserve">           </w:t>
+      </w:r>
+      <w:r>
+        <w:rPr>
+          <w:sz w:val="19"/>
+          <w:szCs w:val="19"/>
+        </w:rPr>
+        <w:t xml:space="preserve"> </w:t>
+      </w:r>
+      <w:r>
+        <w:rPr>
+          <w:sz w:val="19"/>
+          <w:szCs w:val="19"/>
+        </w:rPr>
+        <w:t xml:space="preserve"> it. </w:t>
+      </w:r>
+    </w:p>
+    <w:tbl>
+      <w:tblPr>
+        <w:tblW w:type="pct" w:w="100%"/>
+        <w:tblLayout w:type="fixed"/>
+        <w:tblBorders>
+          <w:top w:val="single" w:color="FBFAF6" w:sz="4"/>
+          <w:left w:val="single" w:color="FBFAF6" w:sz="4"/>
+          <w:bottom w:val="single" w:color="FBFAF6" w:sz="4"/>
+          <w:right w:val="single" w:color="FBFAF6" w:sz="4"/>
+          <w:insideH w:val="single" w:color="FBFAF6" w:sz="4"/>
+          <w:insideV w:val="single" w:color="FBFAF6" w:sz="4"/>
+        </w:tblBorders>
+      </w:tblPr>
+      <w:tblGrid>
+        <w:gridCol w:w="9600"/>
+      </w:tblGrid>
+      <w:tr>
+        <w:tc>
+          <w:tcPr>
+            <w:tcW w:type="pct" w:w="5000"/>
+            <w:shd w:fill="FBFAF6" w:val="clear"/>
+            <w:tcMar>
+              <w:top w:type="dxa" w:w="40"/>
+              <w:left w:type="dxa" w:w="100"/>
+              <w:bottom w:type="dxa" w:w="40"/>
+              <w:right w:type="dxa" w:w="100"/>
+            </w:tcMar>
+          </w:tcPr>
+          <w:p>
+            <w:pPr>
+              <w:spacing w:before="18" w:after="6"/>
+            </w:pPr>
+            <w:r>
+              <w:rPr>
+                <w:b/>
+                <w:bCs/>
+                <w:color w:val="6B7280"/>
+                <w:sz w:val="14"/>
+                <w:szCs w:val="14"/>
+              </w:rPr>
+              <w:t xml:space="preserve">word list</w:t>
+            </w:r>
+          </w:p>
+          <w:p>
+            <w:pPr>
+              <w:spacing w:before="0" w:after="18"/>
+            </w:pPr>
+            <w:r>
+              <w:rPr>
+                <w:b/>
+                <w:bCs/>
+                <w:color w:val="353A7C"/>
+                <w:sz w:val="16"/>
+                <w:szCs w:val="16"/>
+              </w:rPr>
+              <w:t xml:space="preserve">confirm   ·   qualify   ·   reported   ·   exists   ·   modelling</w:t>
+            </w:r>
+          </w:p>
+        </w:tc>
+      </w:tr>
+    </w:tbl>
+    <w:p/>
+    <w:tbl>
+      <w:tblPr>
+        <w:tblW w:type="pct" w:w="100%"/>
+        <w:tblLayout w:type="fixed"/>
+        <w:tblBorders>
+          <w:top w:val="single" w:color="353A7C" w:sz="4"/>
+          <w:left w:val="single" w:color="353A7C" w:sz="4"/>
+          <w:bottom w:val="single" w:color="353A7C" w:sz="4"/>
+          <w:right w:val="single" w:color="353A7C" w:sz="4"/>
+          <w:insideH w:val="single" w:color="353A7C" w:sz="4"/>
+          <w:insideV w:val="single" w:color="353A7C" w:sz="4"/>
+        </w:tblBorders>
+      </w:tblPr>
+      <w:tblGrid>
+        <w:gridCol w:w="9600"/>
+      </w:tblGrid>
+      <w:tr>
+        <w:tc>
+          <w:tcPr>
+            <w:tcW w:type="pct" w:w="5000"/>
+            <w:shd w:fill="F2F4FB" w:val="clear"/>
+            <w:tcMar>
+              <w:top w:type="dxa" w:w="50"/>
+              <w:left w:type="dxa" w:w="110"/>
+              <w:bottom w:type="dxa" w:w="50"/>
+              <w:right w:type="dxa" w:w="110"/>
+            </w:tcMar>
+          </w:tcPr>
+          <w:p>
+            <w:pPr>
+              <w:spacing w:before="30" w:after="30"/>
+            </w:pPr>
+            <w:r>
+              <w:rPr>
+                <w:b/>
+                <w:bCs/>
+                <w:color w:val="353A7C"/>
+                <w:sz w:val="19"/>
+                <w:szCs w:val="19"/>
+              </w:rPr>
+              <w:t xml:space="preserve">Exam view</w:t>
+            </w:r>
+          </w:p>
+        </w:tc>
+      </w:tr>
+    </w:tbl>
+    <w:p/>
+    <w:p>
+      <w:pPr>
+        <w:spacing w:before="44" w:after="14"/>
+      </w:pPr>
+      <w:r>
+        <w:rPr>
+          <w:b/>
+          <w:bCs/>
+          <w:color w:val="353A7C"/>
+          <w:sz w:val="18"/>
+          <w:szCs w:val="18"/>
+        </w:rPr>
+        <w:t xml:space="preserve">Summary 4</w:t>
+      </w:r>
+      <w:r>
+        <w:rPr>
+          <w:color w:val="6B7280"/>
+          <w:sz w:val="16"/>
+          <w:szCs w:val="16"/>
+        </w:rPr>
+        <w:t xml:space="preserve">      gaps 33–35</w:t>
+      </w:r>
+    </w:p>
+    <w:p>
+      <w:pPr>
+        <w:spacing w:before="20" w:after="20" w:line="360" w:lineRule="auto"/>
+        <w:ind w:left="200"/>
+      </w:pPr>
+      <w:r>
+        <w:rPr>
+          <w:sz w:val="19"/>
+          <w:szCs w:val="19"/>
+        </w:rPr>
+        <w:t xml:space="preserve">A question </w:t>
+      </w:r>
+      <w:r>
+        <w:rPr>
+          <w:b/>
+          <w:bCs/>
+          <w:color w:val="8186EF"/>
+          <w:sz w:val="15"/>
+          <w:szCs w:val="15"/>
+        </w:rPr>
+        <w:t xml:space="preserve"> (33) </w:t>
+      </w:r>
+      <w:r>
+        <w:rPr>
+          <w:u w:val="single"/>
+          <w:sz w:val="19"/>
+          <w:szCs w:val="19"/>
+        </w:rPr>
+        <w:t xml:space="preserve">           </w:t>
+      </w:r>
+      <w:r>
+        <w:rPr>
+          <w:sz w:val="19"/>
+          <w:szCs w:val="19"/>
+        </w:rPr>
+        <w:t xml:space="preserve"> </w:t>
+      </w:r>
+      <w:r>
+        <w:rPr>
+          <w:sz w:val="19"/>
+          <w:szCs w:val="19"/>
+        </w:rPr>
+        <w:t xml:space="preserve"> an analyst at some point in the work and asks what should happen next. </w:t>
+      </w:r>
+      <w:r>
+        <w:rPr>
+          <w:sz w:val="19"/>
+          <w:szCs w:val="19"/>
+        </w:rPr>
+        <w:t xml:space="preserve">Follow the cycle: </w:t>
+      </w:r>
+      <w:r>
+        <w:rPr>
+          <w:b/>
+          <w:bCs/>
+          <w:color w:val="8186EF"/>
+          <w:sz w:val="15"/>
+          <w:szCs w:val="15"/>
+        </w:rPr>
+        <w:t xml:space="preserve"> (34) </w:t>
+      </w:r>
+      <w:r>
+        <w:rPr>
+          <w:u w:val="single"/>
+          <w:sz w:val="19"/>
+          <w:szCs w:val="19"/>
+        </w:rPr>
+        <w:t xml:space="preserve">            </w:t>
+      </w:r>
+      <w:r>
+        <w:rPr>
+          <w:sz w:val="19"/>
+          <w:szCs w:val="19"/>
+        </w:rPr>
+        <w:t xml:space="preserve"> </w:t>
+      </w:r>
+      <w:r>
+        <w:rPr>
+          <w:sz w:val="19"/>
+          <w:szCs w:val="19"/>
+        </w:rPr>
+        <w:t xml:space="preserve">, prepare, model, evaluate, deploy. </w:t>
+      </w:r>
+      <w:r>
+        <w:rPr>
+          <w:sz w:val="19"/>
+          <w:szCs w:val="19"/>
+        </w:rPr>
+        <w:t xml:space="preserve">If the </w:t>
+      </w:r>
+      <w:r>
+        <w:rPr>
+          <w:b/>
+          <w:bCs/>
+          <w:color w:val="8186EF"/>
+          <w:sz w:val="15"/>
+          <w:szCs w:val="15"/>
+        </w:rPr>
+        <w:t xml:space="preserve"> (35) </w:t>
+      </w:r>
+      <w:r>
+        <w:rPr>
+          <w:u w:val="single"/>
+          <w:sz w:val="19"/>
+          <w:szCs w:val="19"/>
+        </w:rPr>
+        <w:t xml:space="preserve">            </w:t>
+      </w:r>
+      <w:r>
+        <w:rPr>
+          <w:sz w:val="19"/>
+          <w:szCs w:val="19"/>
+        </w:rPr>
+        <w:t xml:space="preserve"> </w:t>
+      </w:r>
+      <w:r>
+        <w:rPr>
+          <w:sz w:val="19"/>
+          <w:szCs w:val="19"/>
+        </w:rPr>
+        <w:t xml:space="preserve"> has not been done, the answer is not yet a finding. </w:t>
+      </w:r>
+    </w:p>
+    <w:tbl>
+      <w:tblPr>
+        <w:tblW w:type="pct" w:w="100%"/>
+        <w:tblLayout w:type="fixed"/>
+        <w:tblBorders>
+          <w:top w:val="single" w:color="FBFAF6" w:sz="4"/>
+          <w:left w:val="single" w:color="FBFAF6" w:sz="4"/>
+          <w:bottom w:val="single" w:color="FBFAF6" w:sz="4"/>
+          <w:right w:val="single" w:color="FBFAF6" w:sz="4"/>
+          <w:insideH w:val="single" w:color="FBFAF6" w:sz="4"/>
+          <w:insideV w:val="single" w:color="FBFAF6" w:sz="4"/>
+        </w:tblBorders>
+      </w:tblPr>
+      <w:tblGrid>
+        <w:gridCol w:w="9600"/>
+      </w:tblGrid>
+      <w:tr>
+        <w:tc>
+          <w:tcPr>
+            <w:tcW w:type="pct" w:w="5000"/>
+            <w:shd w:fill="FBFAF6" w:val="clear"/>
+            <w:tcMar>
+              <w:top w:type="dxa" w:w="40"/>
+              <w:left w:type="dxa" w:w="100"/>
+              <w:bottom w:type="dxa" w:w="40"/>
+              <w:right w:type="dxa" w:w="100"/>
+            </w:tcMar>
+          </w:tcPr>
+          <w:p>
+            <w:pPr>
+              <w:spacing w:before="18" w:after="6"/>
+            </w:pPr>
+            <w:r>
+              <w:rPr>
+                <w:b/>
+                <w:bCs/>
+                <w:color w:val="6B7280"/>
+                <w:sz w:val="14"/>
+                <w:szCs w:val="14"/>
+              </w:rPr>
+              <w:t xml:space="preserve">word list</w:t>
+            </w:r>
+          </w:p>
+          <w:p>
+            <w:pPr>
+              <w:spacing w:before="0" w:after="18"/>
+            </w:pPr>
+            <w:r>
+              <w:rPr>
+                <w:b/>
+                <w:bCs/>
+                <w:color w:val="353A7C"/>
+                <w:sz w:val="16"/>
+                <w:szCs w:val="16"/>
+              </w:rPr>
+              <w:t xml:space="preserve">describes   ·   columns   ·   understand   ·   evaluation</w:t>
+            </w:r>
+          </w:p>
+        </w:tc>
+      </w:tr>
+    </w:tbl>
+    <w:p/>
+    <w:p>
+      <w:pPr>
+        <w:pageBreakBefore w:val="true"/>
+        <w:spacing w:after="0"/>
+      </w:pPr>
+      <w:r>
+        <w:rPr>
+          <w:sz w:val="2"/>
+        </w:rPr>
+        <w:t xml:space="preserve"> </w:t>
+      </w:r>
+    </w:p>
+    <w:p>
+      <w:pPr>
+        <w:spacing w:before="44" w:after="10"/>
+      </w:pPr>
+      <w:r>
+        <w:rPr>
+          <w:b/>
+          <w:bCs/>
+          <w:color w:val="353A7C"/>
+          <w:sz w:val="18"/>
+          <w:szCs w:val="18"/>
+        </w:rPr>
+        <w:t xml:space="preserve">Exam view</w:t>
       </w:r>
     </w:p>
     <w:p>
@@ -8410,7 +8793,7 @@
           <w:sz w:val="15"/>
           <w:szCs w:val="15"/>
         </w:rPr>
-        <w:t xml:space="preserve">Every item belongs to exactly one group.</w:t>
+        <w:t xml:space="preserve">The rows are a set, not a sequence.</w:t>
       </w:r>
     </w:p>
     <w:p>
@@ -8421,7 +8804,7 @@
       <w:r>
         <w:drawing>
           <wp:inline distT="0" distB="0" distL="0" distR="0">
-            <wp:extent cx="5734050" cy="1871100"/>
+            <wp:extent cx="5734050" cy="2919850"/>
             <wp:effectExtent t="0" r="0" b="0" l="0"/>
             <wp:docPr id="1" name="" descr="" title=""/>
             <wp:cNvGraphicFramePr>
@@ -8446,7 +8829,7 @@
                   <pic:spPr bwMode="auto">
                     <a:xfrm>
                       <a:off x="0" y="0"/>
-                      <a:ext cx="5734050" cy="1871100"/>
+                      <a:ext cx="5734050" cy="2919850"/>
                     </a:xfrm>
                     <a:prstGeom prst="rect">
                       <a:avLst/>
@@ -8514,1336 +8897,7 @@
                 <w:sz w:val="16"/>
                 <w:szCs w:val="16"/>
               </w:rPr>
-              <w:t xml:space="preserve">How to summarise by customer   ·   Which rows to keep   ·   Which columns to show</w:t>
-            </w:r>
-          </w:p>
-        </w:tc>
-      </w:tr>
-    </w:tbl>
-    <w:p/>
-    <w:tbl>
-      <w:tblPr>
-        <w:tblW w:type="pct" w:w="100%"/>
-        <w:tblLayout w:type="fixed"/>
-        <w:tblBorders>
-          <w:top w:val="single" w:color="353A7C" w:sz="4"/>
-          <w:left w:val="single" w:color="353A7C" w:sz="4"/>
-          <w:bottom w:val="single" w:color="353A7C" w:sz="4"/>
-          <w:right w:val="single" w:color="353A7C" w:sz="4"/>
-          <w:insideH w:val="single" w:color="353A7C" w:sz="4"/>
-          <w:insideV w:val="single" w:color="353A7C" w:sz="4"/>
-        </w:tblBorders>
-      </w:tblPr>
-      <w:tblGrid>
-        <w:gridCol w:w="9600"/>
-      </w:tblGrid>
-      <w:tr>
-        <w:tc>
-          <w:tcPr>
-            <w:tcW w:type="pct" w:w="5000"/>
-            <w:shd w:fill="F2F4FB" w:val="clear"/>
-            <w:tcMar>
-              <w:top w:type="dxa" w:w="50"/>
-              <w:left w:type="dxa" w:w="110"/>
-              <w:bottom w:type="dxa" w:w="50"/>
-              <w:right w:type="dxa" w:w="110"/>
-            </w:tcMar>
-          </w:tcPr>
-          <w:p>
-            <w:pPr>
-              <w:spacing w:before="30" w:after="30"/>
-            </w:pPr>
-            <w:r>
-              <w:rPr>
-                <w:b/>
-                <w:bCs/>
-                <w:color w:val="353A7C"/>
-                <w:sz w:val="19"/>
-                <w:szCs w:val="19"/>
-              </w:rPr>
-              <w:t xml:space="preserve">The pattern behind the example</w:t>
-            </w:r>
-          </w:p>
-        </w:tc>
-      </w:tr>
-    </w:tbl>
-    <w:p/>
-    <w:p>
-      <w:pPr>
-        <w:spacing w:before="44" w:after="14"/>
-      </w:pPr>
-      <w:r>
-        <w:rPr>
-          <w:b/>
-          <w:bCs/>
-          <w:color w:val="353A7C"/>
-          <w:sz w:val="18"/>
-          <w:szCs w:val="18"/>
-        </w:rPr>
-        <w:t xml:space="preserve">Summary 3</w:t>
-      </w:r>
-      <w:r>
-        <w:rPr>
-          <w:color w:val="6B7280"/>
-          <w:sz w:val="16"/>
-          <w:szCs w:val="16"/>
-        </w:rPr>
-        <w:t xml:space="preserve">      gaps 27–30</w:t>
-      </w:r>
-    </w:p>
-    <w:p>
-      <w:pPr>
-        <w:spacing w:before="20" w:after="20" w:line="360" w:lineRule="auto"/>
-        <w:ind w:left="200"/>
-      </w:pPr>
-      <w:r>
-        <w:rPr>
-          <w:sz w:val="19"/>
-          <w:szCs w:val="19"/>
-        </w:rPr>
-        <w:t xml:space="preserve">Start from the </w:t>
-      </w:r>
-      <w:r>
-        <w:rPr>
-          <w:b/>
-          <w:bCs/>
-          <w:color w:val="8186EF"/>
-          <w:sz w:val="15"/>
-          <w:szCs w:val="15"/>
-        </w:rPr>
-        <w:t xml:space="preserve"> (27) </w:t>
-      </w:r>
-      <w:r>
-        <w:rPr>
-          <w:u w:val="single"/>
-          <w:sz w:val="19"/>
-          <w:szCs w:val="19"/>
-        </w:rPr>
-        <w:t xml:space="preserve">           </w:t>
-      </w:r>
-      <w:r>
-        <w:rPr>
-          <w:sz w:val="19"/>
-          <w:szCs w:val="19"/>
-        </w:rPr>
-        <w:t xml:space="preserve"> </w:t>
-      </w:r>
-      <w:r>
-        <w:rPr>
-          <w:sz w:val="19"/>
-          <w:szCs w:val="19"/>
-        </w:rPr>
-        <w:t xml:space="preserve">, not from the data. </w:t>
-      </w:r>
-      <w:r>
-        <w:rPr>
-          <w:sz w:val="19"/>
-          <w:szCs w:val="19"/>
-        </w:rPr>
-        <w:t xml:space="preserve">Look at the data before </w:t>
-      </w:r>
-      <w:r>
-        <w:rPr>
-          <w:b/>
-          <w:bCs/>
-          <w:color w:val="8186EF"/>
-          <w:sz w:val="15"/>
-          <w:szCs w:val="15"/>
-        </w:rPr>
-        <w:t xml:space="preserve"> (28) </w:t>
-      </w:r>
-      <w:r>
-        <w:rPr>
-          <w:u w:val="single"/>
-          <w:sz w:val="19"/>
-          <w:szCs w:val="19"/>
-        </w:rPr>
-        <w:t xml:space="preserve">           </w:t>
-      </w:r>
-      <w:r>
-        <w:rPr>
-          <w:sz w:val="19"/>
-          <w:szCs w:val="19"/>
-        </w:rPr>
-        <w:t xml:space="preserve"> </w:t>
-      </w:r>
-      <w:r>
-        <w:rPr>
-          <w:sz w:val="19"/>
-          <w:szCs w:val="19"/>
-        </w:rPr>
-        <w:t xml:space="preserve"> it, and say how much of it there is. </w:t>
-      </w:r>
-      <w:r>
-        <w:rPr>
-          <w:sz w:val="19"/>
-          <w:szCs w:val="19"/>
-        </w:rPr>
-        <w:t xml:space="preserve">Treat what the first look </w:t>
-      </w:r>
-      <w:r>
-        <w:rPr>
-          <w:b/>
-          <w:bCs/>
-          <w:color w:val="8186EF"/>
-          <w:sz w:val="15"/>
-          <w:szCs w:val="15"/>
-        </w:rPr>
-        <w:t xml:space="preserve"> (29) </w:t>
-      </w:r>
-      <w:r>
-        <w:rPr>
-          <w:u w:val="single"/>
-          <w:sz w:val="19"/>
-          <w:szCs w:val="19"/>
-        </w:rPr>
-        <w:t xml:space="preserve">           </w:t>
-      </w:r>
-      <w:r>
-        <w:rPr>
-          <w:sz w:val="19"/>
-          <w:szCs w:val="19"/>
-        </w:rPr>
-        <w:t xml:space="preserve"> </w:t>
-      </w:r>
-      <w:r>
-        <w:rPr>
-          <w:sz w:val="19"/>
-          <w:szCs w:val="19"/>
-        </w:rPr>
-        <w:t xml:space="preserve"> as a hypothesis, never as a finding. </w:t>
-      </w:r>
-      <w:r>
-        <w:rPr>
-          <w:sz w:val="19"/>
-          <w:szCs w:val="19"/>
-        </w:rPr>
-        <w:t xml:space="preserve">The model exists to test the hypothesis, and may </w:t>
-      </w:r>
-      <w:r>
-        <w:rPr>
-          <w:b/>
-          <w:bCs/>
-          <w:color w:val="8186EF"/>
-          <w:sz w:val="15"/>
-          <w:szCs w:val="15"/>
-        </w:rPr>
-        <w:t xml:space="preserve"> (30) </w:t>
-      </w:r>
-      <w:r>
-        <w:rPr>
-          <w:u w:val="single"/>
-          <w:sz w:val="19"/>
-          <w:szCs w:val="19"/>
-        </w:rPr>
-        <w:t xml:space="preserve">           </w:t>
-      </w:r>
-      <w:r>
-        <w:rPr>
-          <w:sz w:val="19"/>
-          <w:szCs w:val="19"/>
-        </w:rPr>
-        <w:t xml:space="preserve"> </w:t>
-      </w:r>
-      <w:r>
-        <w:rPr>
-          <w:sz w:val="19"/>
-          <w:szCs w:val="19"/>
-        </w:rPr>
-        <w:t xml:space="preserve"> it rather than confirm it. </w:t>
-      </w:r>
-    </w:p>
-    <w:tbl>
-      <w:tblPr>
-        <w:tblW w:type="pct" w:w="100%"/>
-        <w:tblLayout w:type="fixed"/>
-        <w:tblBorders>
-          <w:top w:val="single" w:color="FBFAF6" w:sz="4"/>
-          <w:left w:val="single" w:color="FBFAF6" w:sz="4"/>
-          <w:bottom w:val="single" w:color="FBFAF6" w:sz="4"/>
-          <w:right w:val="single" w:color="FBFAF6" w:sz="4"/>
-          <w:insideH w:val="single" w:color="FBFAF6" w:sz="4"/>
-          <w:insideV w:val="single" w:color="FBFAF6" w:sz="4"/>
-        </w:tblBorders>
-      </w:tblPr>
-      <w:tblGrid>
-        <w:gridCol w:w="9600"/>
-      </w:tblGrid>
-      <w:tr>
-        <w:tc>
-          <w:tcPr>
-            <w:tcW w:type="pct" w:w="5000"/>
-            <w:shd w:fill="FBFAF6" w:val="clear"/>
-            <w:tcMar>
-              <w:top w:type="dxa" w:w="40"/>
-              <w:left w:type="dxa" w:w="100"/>
-              <w:bottom w:type="dxa" w:w="40"/>
-              <w:right w:type="dxa" w:w="100"/>
-            </w:tcMar>
-          </w:tcPr>
-          <w:p>
-            <w:pPr>
-              <w:spacing w:before="18" w:after="6"/>
-            </w:pPr>
-            <w:r>
-              <w:rPr>
-                <w:b/>
-                <w:bCs/>
-                <w:color w:val="6B7280"/>
-                <w:sz w:val="14"/>
-                <w:szCs w:val="14"/>
-              </w:rPr>
-              <w:t xml:space="preserve">word list</w:t>
-            </w:r>
-          </w:p>
-          <w:p>
-            <w:pPr>
-              <w:spacing w:before="0" w:after="18"/>
-            </w:pPr>
-            <w:r>
-              <w:rPr>
-                <w:b/>
-                <w:bCs/>
-                <w:color w:val="353A7C"/>
-                <w:sz w:val="16"/>
-                <w:szCs w:val="16"/>
-              </w:rPr>
-              <w:t xml:space="preserve">qualify   ·   suggests   ·   whether   ·   modelling   ·   decision</w:t>
-            </w:r>
-          </w:p>
-        </w:tc>
-      </w:tr>
-    </w:tbl>
-    <w:p/>
-    <w:tbl>
-      <w:tblPr>
-        <w:tblW w:type="pct" w:w="100%"/>
-        <w:tblLayout w:type="fixed"/>
-        <w:tblBorders>
-          <w:top w:val="single" w:color="353A7C" w:sz="4"/>
-          <w:left w:val="single" w:color="353A7C" w:sz="4"/>
-          <w:bottom w:val="single" w:color="353A7C" w:sz="4"/>
-          <w:right w:val="single" w:color="353A7C" w:sz="4"/>
-          <w:insideH w:val="single" w:color="353A7C" w:sz="4"/>
-          <w:insideV w:val="single" w:color="353A7C" w:sz="4"/>
-        </w:tblBorders>
-      </w:tblPr>
-      <w:tblGrid>
-        <w:gridCol w:w="9600"/>
-      </w:tblGrid>
-      <w:tr>
-        <w:tc>
-          <w:tcPr>
-            <w:tcW w:type="pct" w:w="5000"/>
-            <w:shd w:fill="F2F4FB" w:val="clear"/>
-            <w:tcMar>
-              <w:top w:type="dxa" w:w="50"/>
-              <w:left w:type="dxa" w:w="110"/>
-              <w:bottom w:type="dxa" w:w="50"/>
-              <w:right w:type="dxa" w:w="110"/>
-            </w:tcMar>
-          </w:tcPr>
-          <w:p>
-            <w:pPr>
-              <w:spacing w:before="30" w:after="30"/>
-            </w:pPr>
-            <w:r>
-              <w:rPr>
-                <w:b/>
-                <w:bCs/>
-                <w:color w:val="353A7C"/>
-                <w:sz w:val="19"/>
-                <w:szCs w:val="19"/>
-              </w:rPr>
-              <w:t xml:space="preserve">Exam view</w:t>
-            </w:r>
-          </w:p>
-        </w:tc>
-      </w:tr>
-    </w:tbl>
-    <w:p/>
-    <w:p>
-      <w:pPr>
-        <w:spacing w:before="44" w:after="14"/>
-      </w:pPr>
-      <w:r>
-        <w:rPr>
-          <w:b/>
-          <w:bCs/>
-          <w:color w:val="353A7C"/>
-          <w:sz w:val="18"/>
-          <w:szCs w:val="18"/>
-        </w:rPr>
-        <w:t xml:space="preserve">Summary 4</w:t>
-      </w:r>
-      <w:r>
-        <w:rPr>
-          <w:color w:val="6B7280"/>
-          <w:sz w:val="16"/>
-          <w:szCs w:val="16"/>
-        </w:rPr>
-        <w:t xml:space="preserve">      gaps 31–33</w:t>
-      </w:r>
-    </w:p>
-    <w:p>
-      <w:pPr>
-        <w:spacing w:before="20" w:after="20" w:line="360" w:lineRule="auto"/>
-        <w:ind w:left="200"/>
-      </w:pPr>
-      <w:r>
-        <w:rPr>
-          <w:sz w:val="19"/>
-          <w:szCs w:val="19"/>
-        </w:rPr>
-        <w:t xml:space="preserve">A question </w:t>
-      </w:r>
-      <w:r>
-        <w:rPr>
-          <w:b/>
-          <w:bCs/>
-          <w:color w:val="8186EF"/>
-          <w:sz w:val="15"/>
-          <w:szCs w:val="15"/>
-        </w:rPr>
-        <w:t xml:space="preserve"> (31) </w:t>
-      </w:r>
-      <w:r>
-        <w:rPr>
-          <w:u w:val="single"/>
-          <w:sz w:val="19"/>
-          <w:szCs w:val="19"/>
-        </w:rPr>
-        <w:t xml:space="preserve">           </w:t>
-      </w:r>
-      <w:r>
-        <w:rPr>
-          <w:sz w:val="19"/>
-          <w:szCs w:val="19"/>
-        </w:rPr>
-        <w:t xml:space="preserve"> </w:t>
-      </w:r>
-      <w:r>
-        <w:rPr>
-          <w:sz w:val="19"/>
-          <w:szCs w:val="19"/>
-        </w:rPr>
-        <w:t xml:space="preserve"> an analyst at some point in the work and asks what should happen next. </w:t>
-      </w:r>
-      <w:r>
-        <w:rPr>
-          <w:sz w:val="19"/>
-          <w:szCs w:val="19"/>
-        </w:rPr>
-        <w:t xml:space="preserve">Follow the cycle: </w:t>
-      </w:r>
-      <w:r>
-        <w:rPr>
-          <w:b/>
-          <w:bCs/>
-          <w:color w:val="8186EF"/>
-          <w:sz w:val="15"/>
-          <w:szCs w:val="15"/>
-        </w:rPr>
-        <w:t xml:space="preserve"> (32) </w:t>
-      </w:r>
-      <w:r>
-        <w:rPr>
-          <w:u w:val="single"/>
-          <w:sz w:val="19"/>
-          <w:szCs w:val="19"/>
-        </w:rPr>
-        <w:t xml:space="preserve">            </w:t>
-      </w:r>
-      <w:r>
-        <w:rPr>
-          <w:sz w:val="19"/>
-          <w:szCs w:val="19"/>
-        </w:rPr>
-        <w:t xml:space="preserve"> </w:t>
-      </w:r>
-      <w:r>
-        <w:rPr>
-          <w:sz w:val="19"/>
-          <w:szCs w:val="19"/>
-        </w:rPr>
-        <w:t xml:space="preserve">, prepare, model, evaluate, deploy. </w:t>
-      </w:r>
-      <w:r>
-        <w:rPr>
-          <w:sz w:val="19"/>
-          <w:szCs w:val="19"/>
-        </w:rPr>
-        <w:t xml:space="preserve">If the </w:t>
-      </w:r>
-      <w:r>
-        <w:rPr>
-          <w:b/>
-          <w:bCs/>
-          <w:color w:val="8186EF"/>
-          <w:sz w:val="15"/>
-          <w:szCs w:val="15"/>
-        </w:rPr>
-        <w:t xml:space="preserve"> (33) </w:t>
-      </w:r>
-      <w:r>
-        <w:rPr>
-          <w:u w:val="single"/>
-          <w:sz w:val="19"/>
-          <w:szCs w:val="19"/>
-        </w:rPr>
-        <w:t xml:space="preserve">            </w:t>
-      </w:r>
-      <w:r>
-        <w:rPr>
-          <w:sz w:val="19"/>
-          <w:szCs w:val="19"/>
-        </w:rPr>
-        <w:t xml:space="preserve"> </w:t>
-      </w:r>
-      <w:r>
-        <w:rPr>
-          <w:sz w:val="19"/>
-          <w:szCs w:val="19"/>
-        </w:rPr>
-        <w:t xml:space="preserve"> has not been done, the answer is not yet a finding. </w:t>
-      </w:r>
-    </w:p>
-    <w:tbl>
-      <w:tblPr>
-        <w:tblW w:type="pct" w:w="100%"/>
-        <w:tblLayout w:type="fixed"/>
-        <w:tblBorders>
-          <w:top w:val="single" w:color="FBFAF6" w:sz="4"/>
-          <w:left w:val="single" w:color="FBFAF6" w:sz="4"/>
-          <w:bottom w:val="single" w:color="FBFAF6" w:sz="4"/>
-          <w:right w:val="single" w:color="FBFAF6" w:sz="4"/>
-          <w:insideH w:val="single" w:color="FBFAF6" w:sz="4"/>
-          <w:insideV w:val="single" w:color="FBFAF6" w:sz="4"/>
-        </w:tblBorders>
-      </w:tblPr>
-      <w:tblGrid>
-        <w:gridCol w:w="9600"/>
-      </w:tblGrid>
-      <w:tr>
-        <w:tc>
-          <w:tcPr>
-            <w:tcW w:type="pct" w:w="5000"/>
-            <w:shd w:fill="FBFAF6" w:val="clear"/>
-            <w:tcMar>
-              <w:top w:type="dxa" w:w="40"/>
-              <w:left w:type="dxa" w:w="100"/>
-              <w:bottom w:type="dxa" w:w="40"/>
-              <w:right w:type="dxa" w:w="100"/>
-            </w:tcMar>
-          </w:tcPr>
-          <w:p>
-            <w:pPr>
-              <w:spacing w:before="18" w:after="6"/>
-            </w:pPr>
-            <w:r>
-              <w:rPr>
-                <w:b/>
-                <w:bCs/>
-                <w:color w:val="6B7280"/>
-                <w:sz w:val="14"/>
-                <w:szCs w:val="14"/>
-              </w:rPr>
-              <w:t xml:space="preserve">word list</w:t>
-            </w:r>
-          </w:p>
-          <w:p>
-            <w:pPr>
-              <w:spacing w:before="0" w:after="18"/>
-            </w:pPr>
-            <w:r>
-              <w:rPr>
-                <w:b/>
-                <w:bCs/>
-                <w:color w:val="353A7C"/>
-                <w:sz w:val="16"/>
-                <w:szCs w:val="16"/>
-              </w:rPr>
-              <w:t xml:space="preserve">describes   ·   columns   ·   understand   ·   evaluation</w:t>
-            </w:r>
-          </w:p>
-        </w:tc>
-      </w:tr>
-    </w:tbl>
-    <w:p/>
-    <w:tbl>
-      <w:tblPr>
-        <w:tblW w:type="pct" w:w="100%"/>
-        <w:tblLayout w:type="fixed"/>
-        <w:tblBorders>
-          <w:top w:val="single" w:color="353A7C" w:sz="6"/>
-          <w:left w:val="single" w:color="353A7C" w:sz="6"/>
-          <w:bottom w:val="single" w:color="353A7C" w:sz="6"/>
-          <w:right w:val="single" w:color="353A7C" w:sz="6"/>
-          <w:insideH w:val="single" w:color="353A7C" w:sz="6"/>
-          <w:insideV w:val="single" w:color="353A7C" w:sz="6"/>
-        </w:tblBorders>
-      </w:tblPr>
-      <w:tblGrid>
-        <w:gridCol w:w="4608"/>
-        <w:gridCol w:w="4992"/>
-      </w:tblGrid>
-      <w:tr>
-        <w:tc>
-          <w:tcPr>
-            <w:tcW w:type="pct" w:w="5000"/>
-            <w:gridSpan w:val="2"/>
-            <w:shd w:fill="353A7C" w:val="clear"/>
-            <w:tcMar>
-              <w:top w:type="dxa" w:w="60"/>
-              <w:left w:type="dxa" w:w="120"/>
-              <w:bottom w:type="dxa" w:w="60"/>
-              <w:right w:type="dxa" w:w="120"/>
-            </w:tcMar>
-          </w:tcPr>
-          <w:p>
-            <w:pPr>
-              <w:spacing w:before="40" w:after="40"/>
-            </w:pPr>
-            <w:r>
-              <w:rPr>
-                <w:b/>
-                <w:bCs/>
-                <w:color w:val="FFFFFF"/>
-                <w:sz w:val="17"/>
-                <w:szCs w:val="17"/>
-              </w:rPr>
-              <w:t xml:space="preserve">Exam view</w:t>
-            </w:r>
-          </w:p>
-        </w:tc>
-      </w:tr>
-      <w:tr>
-        <w:tc>
-          <w:tcPr>
-            <w:tcW w:type="pct" w:w="2400"/>
-            <w:shd w:fill="353A7C" w:val="clear"/>
-            <w:tcMar>
-              <w:top w:type="dxa" w:w="50"/>
-              <w:left w:type="dxa" w:w="110"/>
-              <w:bottom w:type="dxa" w:w="50"/>
-              <w:right w:type="dxa" w:w="110"/>
-            </w:tcMar>
-          </w:tcPr>
-          <w:p>
-            <w:pPr>
-              <w:spacing w:before="30" w:after="30"/>
-            </w:pPr>
-            <w:r>
-              <w:rPr>
-                <w:b/>
-                <w:bCs/>
-                <w:color w:val="FFFFFF"/>
-                <w:sz w:val="15"/>
-                <w:szCs w:val="15"/>
-              </w:rPr>
-              <w:t xml:space="preserve">Item</w:t>
-            </w:r>
-          </w:p>
-        </w:tc>
-        <w:tc>
-          <w:tcPr>
-            <w:tcW w:type="pct" w:w="2600"/>
-            <w:shd w:fill="353A7C" w:val="clear"/>
-            <w:tcMar>
-              <w:top w:type="dxa" w:w="50"/>
-              <w:left w:type="dxa" w:w="110"/>
-              <w:bottom w:type="dxa" w:w="50"/>
-              <w:right w:type="dxa" w:w="110"/>
-            </w:tcMar>
-          </w:tcPr>
-          <w:p>
-            <w:pPr>
-              <w:spacing w:before="30" w:after="30"/>
-            </w:pPr>
-            <w:r>
-              <w:rPr>
-                <w:b/>
-                <w:bCs/>
-                <w:color w:val="FFFFFF"/>
-                <w:sz w:val="15"/>
-                <w:szCs w:val="15"/>
-              </w:rPr>
-              <w:t xml:space="preserve">Answer</w:t>
-            </w:r>
-          </w:p>
-        </w:tc>
-      </w:tr>
-      <w:tr>
-        <w:tc>
-          <w:tcPr>
-            <w:tcW w:type="pct" w:w="2400"/>
-            <w:tcMar>
-              <w:top w:type="dxa" w:w="50"/>
-              <w:left w:type="dxa" w:w="110"/>
-              <w:bottom w:type="dxa" w:w="50"/>
-              <w:right w:type="dxa" w:w="110"/>
-            </w:tcMar>
-          </w:tcPr>
-          <w:p>
-            <w:pPr>
-              <w:spacing w:before="28" w:after="28"/>
-            </w:pPr>
-            <w:r>
-              <w:rPr>
-                <w:sz w:val="15"/>
-                <w:szCs w:val="15"/>
-              </w:rPr>
-              <w:t xml:space="preserve">Which columns to show</w:t>
-            </w:r>
-          </w:p>
-        </w:tc>
-        <w:tc>
-          <w:tcPr>
-            <w:tcW w:type="pct" w:w="2600"/>
-            <w:tcMar>
-              <w:top w:type="dxa" w:w="50"/>
-              <w:left w:type="dxa" w:w="110"/>
-              <w:bottom w:type="dxa" w:w="50"/>
-              <w:right w:type="dxa" w:w="110"/>
-            </w:tcMar>
-          </w:tcPr>
-          <w:p>
-            <w:pPr>
-              <w:spacing w:before="28" w:after="28"/>
-            </w:pPr>
-            <w:r>
-              <w:rPr>
-                <w:sz w:val="15"/>
-                <w:szCs w:val="15"/>
-              </w:rPr>
-              <w:t xml:space="preserve">SELECT — it names the output of the query</w:t>
-            </w:r>
-          </w:p>
-        </w:tc>
-      </w:tr>
-      <w:tr>
-        <w:tc>
-          <w:tcPr>
-            <w:tcW w:type="pct" w:w="2400"/>
-            <w:shd w:fill="FBFAF6" w:val="clear"/>
-            <w:tcMar>
-              <w:top w:type="dxa" w:w="50"/>
-              <w:left w:type="dxa" w:w="110"/>
-              <w:bottom w:type="dxa" w:w="50"/>
-              <w:right w:type="dxa" w:w="110"/>
-            </w:tcMar>
-          </w:tcPr>
-          <w:p>
-            <w:pPr>
-              <w:spacing w:before="28" w:after="28"/>
-            </w:pPr>
-            <w:r>
-              <w:rPr>
-                <w:sz w:val="15"/>
-                <w:szCs w:val="15"/>
-              </w:rPr>
-              <w:t xml:space="preserve">Which rows to keep</w:t>
-            </w:r>
-          </w:p>
-        </w:tc>
-        <w:tc>
-          <w:tcPr>
-            <w:tcW w:type="pct" w:w="2600"/>
-            <w:shd w:fill="FBFAF6" w:val="clear"/>
-            <w:tcMar>
-              <w:top w:type="dxa" w:w="50"/>
-              <w:left w:type="dxa" w:w="110"/>
-              <w:bottom w:type="dxa" w:w="50"/>
-              <w:right w:type="dxa" w:w="110"/>
-            </w:tcMar>
-          </w:tcPr>
-          <w:p>
-            <w:pPr>
-              <w:spacing w:before="28" w:after="28"/>
-            </w:pPr>
-            <w:r>
-              <w:rPr>
-                <w:sz w:val="15"/>
-                <w:szCs w:val="15"/>
-              </w:rPr>
-              <w:t xml:space="preserve">Why: WHERE filters the rows before anything is </w:t>
-            </w:r>
-            <w:r>
-              <w:rPr>
-                <w:b/>
-                <w:bCs/>
-                <w:color w:val="8186EF"/>
-                <w:sz w:val="14"/>
-                <w:szCs w:val="14"/>
-              </w:rPr>
-              <w:t xml:space="preserve"> (34) </w:t>
-            </w:r>
-            <w:r>
-              <w:rPr>
-                <w:u w:val="single"/>
-                <w:sz w:val="15"/>
-                <w:szCs w:val="15"/>
-              </w:rPr>
-              <w:t xml:space="preserve">              </w:t>
-            </w:r>
-            <w:r>
-              <w:rPr>
-                <w:sz w:val="15"/>
-                <w:szCs w:val="15"/>
-              </w:rPr>
-              <w:t xml:space="preserve"> </w:t>
-            </w:r>
-            <w:r>
-              <w:rPr>
-                <w:sz w:val="15"/>
-                <w:szCs w:val="15"/>
-              </w:rPr>
-              <w:t xml:space="preserve">, so it determines what the answer covers</w:t>
-            </w:r>
-          </w:p>
-        </w:tc>
-      </w:tr>
-      <w:tr>
-        <w:tc>
-          <w:tcPr>
-            <w:tcW w:type="pct" w:w="2400"/>
-            <w:tcMar>
-              <w:top w:type="dxa" w:w="50"/>
-              <w:left w:type="dxa" w:w="110"/>
-              <w:bottom w:type="dxa" w:w="50"/>
-              <w:right w:type="dxa" w:w="110"/>
-            </w:tcMar>
-          </w:tcPr>
-          <w:p>
-            <w:pPr>
-              <w:spacing w:before="28" w:after="28"/>
-            </w:pPr>
-            <w:r>
-              <w:rPr>
-                <w:sz w:val="15"/>
-                <w:szCs w:val="15"/>
-              </w:rPr>
-              <w:t xml:space="preserve">How to link a second table</w:t>
-            </w:r>
-          </w:p>
-        </w:tc>
-        <w:tc>
-          <w:tcPr>
-            <w:tcW w:type="pct" w:w="2600"/>
-            <w:tcMar>
-              <w:top w:type="dxa" w:w="50"/>
-              <w:left w:type="dxa" w:w="110"/>
-              <w:bottom w:type="dxa" w:w="50"/>
-              <w:right w:type="dxa" w:w="110"/>
-            </w:tcMar>
-          </w:tcPr>
-          <w:p>
-            <w:pPr>
-              <w:spacing w:before="28" w:after="28"/>
-            </w:pPr>
-            <w:r>
-              <w:rPr>
-                <w:sz w:val="15"/>
-                <w:szCs w:val="15"/>
-              </w:rPr>
-              <w:t xml:space="preserve">JOIN ... ON — it matches the two tables on the shared key of Chapter 10</w:t>
-            </w:r>
-          </w:p>
-        </w:tc>
-      </w:tr>
-      <w:tr>
-        <w:tc>
-          <w:tcPr>
-            <w:tcW w:type="pct" w:w="2400"/>
-            <w:shd w:fill="FBFAF6" w:val="clear"/>
-            <w:tcMar>
-              <w:top w:type="dxa" w:w="50"/>
-              <w:left w:type="dxa" w:w="110"/>
-              <w:bottom w:type="dxa" w:w="50"/>
-              <w:right w:type="dxa" w:w="110"/>
-            </w:tcMar>
-          </w:tcPr>
-          <w:p>
-            <w:pPr>
-              <w:spacing w:before="28" w:after="28"/>
-            </w:pPr>
-            <w:r>
-              <w:rPr>
-                <w:sz w:val="15"/>
-                <w:szCs w:val="15"/>
-              </w:rPr>
-              <w:t xml:space="preserve">How to summarise by customer</w:t>
-            </w:r>
-          </w:p>
-        </w:tc>
-        <w:tc>
-          <w:tcPr>
-            <w:tcW w:type="pct" w:w="2600"/>
-            <w:shd w:fill="FFFFFF" w:val="clear"/>
-            <w:tcMar>
-              <w:top w:type="dxa" w:w="50"/>
-              <w:left w:type="dxa" w:w="110"/>
-              <w:bottom w:type="dxa" w:w="50"/>
-              <w:right w:type="dxa" w:w="110"/>
-            </w:tcMar>
-          </w:tcPr>
-          <w:p>
-            <w:pPr>
-              <w:spacing w:before="46" w:after="46"/>
-            </w:pPr>
-            <w:r>
-              <w:rPr>
-                <w:b/>
-                <w:bCs/>
-                <w:color w:val="8186EF"/>
-                <w:sz w:val="14"/>
-                <w:szCs w:val="14"/>
-              </w:rPr>
-              <w:t xml:space="preserve">(35)</w:t>
-            </w:r>
-          </w:p>
-        </w:tc>
-      </w:tr>
-    </w:tbl>
-    <w:p/>
-    <w:tbl>
-      <w:tblPr>
-        <w:tblW w:type="pct" w:w="100%"/>
-        <w:tblLayout w:type="fixed"/>
-        <w:tblBorders>
-          <w:top w:val="single" w:color="FBFAF6" w:sz="4"/>
-          <w:left w:val="single" w:color="FBFAF6" w:sz="4"/>
-          <w:bottom w:val="single" w:color="FBFAF6" w:sz="4"/>
-          <w:right w:val="single" w:color="FBFAF6" w:sz="4"/>
-          <w:insideH w:val="single" w:color="FBFAF6" w:sz="4"/>
-          <w:insideV w:val="single" w:color="FBFAF6" w:sz="4"/>
-        </w:tblBorders>
-      </w:tblPr>
-      <w:tblGrid>
-        <w:gridCol w:w="9600"/>
-      </w:tblGrid>
-      <w:tr>
-        <w:tc>
-          <w:tcPr>
-            <w:tcW w:type="pct" w:w="5000"/>
-            <w:shd w:fill="FBFAF6" w:val="clear"/>
-            <w:tcMar>
-              <w:top w:type="dxa" w:w="40"/>
-              <w:left w:type="dxa" w:w="100"/>
-              <w:bottom w:type="dxa" w:w="40"/>
-              <w:right w:type="dxa" w:w="100"/>
-            </w:tcMar>
-          </w:tcPr>
-          <w:p>
-            <w:pPr>
-              <w:spacing w:before="18" w:after="6"/>
-            </w:pPr>
-            <w:r>
-              <w:rPr>
-                <w:b/>
-                <w:bCs/>
-                <w:color w:val="6B7280"/>
-                <w:sz w:val="14"/>
-                <w:szCs w:val="14"/>
-              </w:rPr>
-              <w:t xml:space="preserve">word list</w:t>
-            </w:r>
-          </w:p>
-          <w:p>
-            <w:pPr>
-              <w:spacing w:before="0" w:after="18"/>
-            </w:pPr>
-            <w:r>
-              <w:rPr>
-                <w:b/>
-                <w:bCs/>
-                <w:color w:val="353A7C"/>
-                <w:sz w:val="16"/>
-                <w:szCs w:val="16"/>
-              </w:rPr>
-              <w:t xml:space="preserve">summarised   ·   matches   ·   GROUP BY — it collapses many rows into one per group</w:t>
-            </w:r>
-          </w:p>
-        </w:tc>
-      </w:tr>
-    </w:tbl>
-    <w:p/>
-    <w:p>
-      <w:pPr>
-        <w:pageBreakBefore w:val="true"/>
-        <w:spacing w:after="0"/>
-      </w:pPr>
-      <w:r>
-        <w:rPr>
-          <w:sz w:val="2"/>
-        </w:rPr>
-        <w:t xml:space="preserve"> </w:t>
-      </w:r>
-    </w:p>
-    <w:tbl>
-      <w:tblPr>
-        <w:tblW w:type="pct" w:w="100%"/>
-        <w:tblLayout w:type="fixed"/>
-        <w:tblBorders>
-          <w:top w:val="single" w:color="353A7C" w:sz="6"/>
-          <w:left w:val="single" w:color="353A7C" w:sz="6"/>
-          <w:bottom w:val="single" w:color="353A7C" w:sz="6"/>
-          <w:right w:val="single" w:color="353A7C" w:sz="6"/>
-          <w:insideH w:val="single" w:color="353A7C" w:sz="6"/>
-          <w:insideV w:val="single" w:color="353A7C" w:sz="6"/>
-        </w:tblBorders>
-      </w:tblPr>
-      <w:tblGrid>
-        <w:gridCol w:w="4992"/>
-        <w:gridCol w:w="4608"/>
-      </w:tblGrid>
-      <w:tr>
-        <w:tc>
-          <w:tcPr>
-            <w:tcW w:type="pct" w:w="5000"/>
-            <w:gridSpan w:val="2"/>
-            <w:shd w:fill="353A7C" w:val="clear"/>
-            <w:tcMar>
-              <w:top w:type="dxa" w:w="60"/>
-              <w:left w:type="dxa" w:w="120"/>
-              <w:bottom w:type="dxa" w:w="60"/>
-              <w:right w:type="dxa" w:w="120"/>
-            </w:tcMar>
-          </w:tcPr>
-          <w:p>
-            <w:pPr>
-              <w:spacing w:before="40" w:after="40"/>
-            </w:pPr>
-            <w:r>
-              <w:rPr>
-                <w:b/>
-                <w:bCs/>
-                <w:color w:val="FFFFFF"/>
-                <w:sz w:val="17"/>
-                <w:szCs w:val="17"/>
-              </w:rPr>
-              <w:t xml:space="preserve">Stage of the work — Category</w:t>
-            </w:r>
-          </w:p>
-        </w:tc>
-      </w:tr>
-      <w:tr>
-        <w:tc>
-          <w:tcPr>
-            <w:tcW w:type="pct" w:w="2600"/>
-            <w:shd w:fill="353A7C" w:val="clear"/>
-            <w:tcMar>
-              <w:top w:type="dxa" w:w="50"/>
-              <w:left w:type="dxa" w:w="110"/>
-              <w:bottom w:type="dxa" w:w="50"/>
-              <w:right w:type="dxa" w:w="110"/>
-            </w:tcMar>
-          </w:tcPr>
-          <w:p>
-            <w:pPr>
-              <w:spacing w:before="30" w:after="30"/>
-            </w:pPr>
-            <w:r>
-              <w:rPr>
-                <w:b/>
-                <w:bCs/>
-                <w:color w:val="FFFFFF"/>
-                <w:sz w:val="15"/>
-                <w:szCs w:val="15"/>
-              </w:rPr>
-              <w:t xml:space="preserve">Stage of the work</w:t>
-            </w:r>
-          </w:p>
-        </w:tc>
-        <w:tc>
-          <w:tcPr>
-            <w:tcW w:type="pct" w:w="2400"/>
-            <w:shd w:fill="353A7C" w:val="clear"/>
-            <w:tcMar>
-              <w:top w:type="dxa" w:w="50"/>
-              <w:left w:type="dxa" w:w="110"/>
-              <w:bottom w:type="dxa" w:w="50"/>
-              <w:right w:type="dxa" w:w="110"/>
-            </w:tcMar>
-          </w:tcPr>
-          <w:p>
-            <w:pPr>
-              <w:spacing w:before="30" w:after="30"/>
-            </w:pPr>
-            <w:r>
-              <w:rPr>
-                <w:b/>
-                <w:bCs/>
-                <w:color w:val="FFFFFF"/>
-                <w:sz w:val="15"/>
-                <w:szCs w:val="15"/>
-              </w:rPr>
-              <w:t xml:space="preserve">Category</w:t>
-            </w:r>
-          </w:p>
-        </w:tc>
-      </w:tr>
-      <w:tr>
-        <w:tc>
-          <w:tcPr>
-            <w:tcW w:type="pct" w:w="2600"/>
-            <w:tcMar>
-              <w:top w:type="dxa" w:w="50"/>
-              <w:left w:type="dxa" w:w="110"/>
-              <w:bottom w:type="dxa" w:w="50"/>
-              <w:right w:type="dxa" w:w="110"/>
-            </w:tcMar>
-          </w:tcPr>
-          <w:p>
-            <w:pPr>
-              <w:spacing w:before="28" w:after="28"/>
-            </w:pPr>
-            <w:r>
-              <w:rPr>
-                <w:sz w:val="15"/>
-                <w:szCs w:val="15"/>
-              </w:rPr>
-              <w:t xml:space="preserve">Asking whether the shift schedule should change</w:t>
-            </w:r>
-          </w:p>
-        </w:tc>
-        <w:tc>
-          <w:tcPr>
-            <w:tcW w:type="pct" w:w="2400"/>
-            <w:shd w:fill="FFFFFF" w:val="clear"/>
-            <w:tcMar>
-              <w:top w:type="dxa" w:w="50"/>
-              <w:left w:type="dxa" w:w="110"/>
-              <w:bottom w:type="dxa" w:w="50"/>
-              <w:right w:type="dxa" w:w="110"/>
-            </w:tcMar>
-          </w:tcPr>
-          <w:p>
-            <w:pPr>
-              <w:spacing w:before="46" w:after="46"/>
-            </w:pPr>
-            <w:r>
-              <w:rPr>
-                <w:b/>
-                <w:bCs/>
-                <w:color w:val="8186EF"/>
-                <w:sz w:val="14"/>
-                <w:szCs w:val="14"/>
-              </w:rPr>
-              <w:t xml:space="preserve">(36)</w:t>
-            </w:r>
-          </w:p>
-        </w:tc>
-      </w:tr>
-      <w:tr>
-        <w:tc>
-          <w:tcPr>
-            <w:tcW w:type="pct" w:w="2600"/>
-            <w:shd w:fill="FBFAF6" w:val="clear"/>
-            <w:tcMar>
-              <w:top w:type="dxa" w:w="50"/>
-              <w:left w:type="dxa" w:w="110"/>
-              <w:bottom w:type="dxa" w:w="50"/>
-              <w:right w:type="dxa" w:w="110"/>
-            </w:tcMar>
-          </w:tcPr>
-          <w:p>
-            <w:pPr>
-              <w:spacing w:before="28" w:after="28"/>
-            </w:pPr>
-            <w:r>
-              <w:rPr>
-                <w:sz w:val="15"/>
-                <w:szCs w:val="15"/>
-              </w:rPr>
-              <w:t xml:space="preserve">Transforming dates into quarters</w:t>
-            </w:r>
-          </w:p>
-        </w:tc>
-        <w:tc>
-          <w:tcPr>
-            <w:tcW w:type="pct" w:w="2400"/>
-            <w:shd w:fill="FFFFFF" w:val="clear"/>
-            <w:tcMar>
-              <w:top w:type="dxa" w:w="50"/>
-              <w:left w:type="dxa" w:w="110"/>
-              <w:bottom w:type="dxa" w:w="50"/>
-              <w:right w:type="dxa" w:w="110"/>
-            </w:tcMar>
-          </w:tcPr>
-          <w:p>
-            <w:pPr>
-              <w:spacing w:before="46" w:after="46"/>
-            </w:pPr>
-            <w:r>
-              <w:rPr>
-                <w:b/>
-                <w:bCs/>
-                <w:color w:val="8186EF"/>
-                <w:sz w:val="14"/>
-                <w:szCs w:val="14"/>
-              </w:rPr>
-              <w:t xml:space="preserve">(37)</w:t>
-            </w:r>
-          </w:p>
-        </w:tc>
-      </w:tr>
-      <w:tr>
-        <w:tc>
-          <w:tcPr>
-            <w:tcW w:type="pct" w:w="2600"/>
-            <w:tcMar>
-              <w:top w:type="dxa" w:w="50"/>
-              <w:left w:type="dxa" w:w="110"/>
-              <w:bottom w:type="dxa" w:w="50"/>
-              <w:right w:type="dxa" w:w="110"/>
-            </w:tcMar>
-          </w:tcPr>
-          <w:p>
-            <w:pPr>
-              <w:spacing w:before="28" w:after="28"/>
-            </w:pPr>
-            <w:r>
-              <w:rPr>
-                <w:sz w:val="15"/>
-                <w:szCs w:val="15"/>
-              </w:rPr>
-              <w:t xml:space="preserve">Fitting the regression</w:t>
-            </w:r>
-          </w:p>
-        </w:tc>
-        <w:tc>
-          <w:tcPr>
-            <w:tcW w:type="pct" w:w="2400"/>
-            <w:tcMar>
-              <w:top w:type="dxa" w:w="50"/>
-              <w:left w:type="dxa" w:w="110"/>
-              <w:bottom w:type="dxa" w:w="50"/>
-              <w:right w:type="dxa" w:w="110"/>
-            </w:tcMar>
-          </w:tcPr>
-          <w:p>
-            <w:pPr>
-              <w:spacing w:before="28" w:after="28"/>
-            </w:pPr>
-            <w:r>
-              <w:rPr>
-                <w:sz w:val="15"/>
-                <w:szCs w:val="15"/>
-              </w:rPr>
-              <w:t xml:space="preserve">Model</w:t>
-            </w:r>
-          </w:p>
-        </w:tc>
-      </w:tr>
-      <w:tr>
-        <w:tc>
-          <w:tcPr>
-            <w:tcW w:type="pct" w:w="2600"/>
-            <w:shd w:fill="FBFAF6" w:val="clear"/>
-            <w:tcMar>
-              <w:top w:type="dxa" w:w="50"/>
-              <w:left w:type="dxa" w:w="110"/>
-              <w:bottom w:type="dxa" w:w="50"/>
-              <w:right w:type="dxa" w:w="110"/>
-            </w:tcMar>
-          </w:tcPr>
-          <w:p>
-            <w:pPr>
-              <w:spacing w:before="28" w:after="28"/>
-            </w:pPr>
-            <w:r>
-              <w:rPr>
-                <w:sz w:val="15"/>
-                <w:szCs w:val="15"/>
-              </w:rPr>
-              <w:t xml:space="preserve">Asking whether the relationship has been tested</w:t>
-            </w:r>
-          </w:p>
-        </w:tc>
-        <w:tc>
-          <w:tcPr>
-            <w:tcW w:type="pct" w:w="2400"/>
-            <w:shd w:fill="FBFAF6" w:val="clear"/>
-            <w:tcMar>
-              <w:top w:type="dxa" w:w="50"/>
-              <w:left w:type="dxa" w:w="110"/>
-              <w:bottom w:type="dxa" w:w="50"/>
-              <w:right w:type="dxa" w:w="110"/>
-            </w:tcMar>
-          </w:tcPr>
-          <w:p>
-            <w:pPr>
-              <w:spacing w:before="28" w:after="28"/>
-            </w:pPr>
-            <w:r>
-              <w:rPr>
-                <w:sz w:val="15"/>
-                <w:szCs w:val="15"/>
-              </w:rPr>
-              <w:t xml:space="preserve">Evaluate</w:t>
-            </w:r>
-          </w:p>
-        </w:tc>
-      </w:tr>
-    </w:tbl>
-    <w:p/>
-    <w:tbl>
-      <w:tblPr>
-        <w:tblW w:type="pct" w:w="100%"/>
-        <w:tblLayout w:type="fixed"/>
-        <w:tblBorders>
-          <w:top w:val="single" w:color="FBFAF6" w:sz="4"/>
-          <w:left w:val="single" w:color="FBFAF6" w:sz="4"/>
-          <w:bottom w:val="single" w:color="FBFAF6" w:sz="4"/>
-          <w:right w:val="single" w:color="FBFAF6" w:sz="4"/>
-          <w:insideH w:val="single" w:color="FBFAF6" w:sz="4"/>
-          <w:insideV w:val="single" w:color="FBFAF6" w:sz="4"/>
-        </w:tblBorders>
-      </w:tblPr>
-      <w:tblGrid>
-        <w:gridCol w:w="9600"/>
-      </w:tblGrid>
-      <w:tr>
-        <w:tc>
-          <w:tcPr>
-            <w:tcW w:type="pct" w:w="5000"/>
-            <w:shd w:fill="FBFAF6" w:val="clear"/>
-            <w:tcMar>
-              <w:top w:type="dxa" w:w="40"/>
-              <w:left w:type="dxa" w:w="100"/>
-              <w:bottom w:type="dxa" w:w="40"/>
-              <w:right w:type="dxa" w:w="100"/>
-            </w:tcMar>
-          </w:tcPr>
-          <w:p>
-            <w:pPr>
-              <w:spacing w:before="18" w:after="6"/>
-            </w:pPr>
-            <w:r>
-              <w:rPr>
-                <w:b/>
-                <w:bCs/>
-                <w:color w:val="6B7280"/>
-                <w:sz w:val="14"/>
-                <w:szCs w:val="14"/>
-              </w:rPr>
-              <w:t xml:space="preserve">word list</w:t>
-            </w:r>
-          </w:p>
-          <w:p>
-            <w:pPr>
-              <w:spacing w:before="0" w:after="18"/>
-            </w:pPr>
-            <w:r>
-              <w:rPr>
-                <w:b/>
-                <w:bCs/>
-                <w:color w:val="353A7C"/>
-                <w:sz w:val="16"/>
-                <w:szCs w:val="16"/>
-              </w:rPr>
-              <w:t xml:space="preserve">Which SQL clause?   ·   Prepare the data   ·   Understand the business</w:t>
+              <w:t xml:space="preserve">Prepare the data   ·   iterative process   ·   Evaluate</w:t>
             </w:r>
           </w:p>
         </w:tc>
@@ -9980,7 +9034,7 @@
                 <w:sz w:val="16"/>
                 <w:szCs w:val="16"/>
               </w:rPr>
-              <w:t xml:space="preserve">survives</w:t>
+              <w:t xml:space="preserve">understated</w:t>
             </w:r>
           </w:p>
         </w:tc>
@@ -10048,7 +9102,7 @@
                 <w:sz w:val="16"/>
                 <w:szCs w:val="16"/>
               </w:rPr>
-              <w:t xml:space="preserve">understated</w:t>
+              <w:t xml:space="preserve">iteration</w:t>
             </w:r>
           </w:p>
         </w:tc>
@@ -10116,7 +9170,7 @@
                 <w:sz w:val="16"/>
                 <w:szCs w:val="16"/>
               </w:rPr>
-              <w:t xml:space="preserve">iteration</w:t>
+              <w:t xml:space="preserve">suggested</w:t>
             </w:r>
           </w:p>
         </w:tc>
@@ -10151,7 +9205,7 @@
                 <w:sz w:val="16"/>
                 <w:szCs w:val="16"/>
               </w:rPr>
-              <w:t xml:space="preserve">follows</w:t>
+              <w:t xml:space="preserve">production</w:t>
             </w:r>
           </w:p>
         </w:tc>
@@ -10219,7 +9273,7 @@
                 <w:sz w:val="16"/>
                 <w:szCs w:val="16"/>
               </w:rPr>
-              <w:t xml:space="preserve">production</w:t>
+              <w:t xml:space="preserve">scheduled</w:t>
             </w:r>
           </w:p>
         </w:tc>
@@ -10287,7 +9341,7 @@
                 <w:sz w:val="16"/>
                 <w:szCs w:val="16"/>
               </w:rPr>
-              <w:t xml:space="preserve">scheduled</w:t>
+              <w:t xml:space="preserve">because</w:t>
             </w:r>
           </w:p>
         </w:tc>
@@ -10320,7 +9374,7 @@
                 <w:sz w:val="16"/>
                 <w:szCs w:val="16"/>
               </w:rPr>
-              <w:t xml:space="preserve">Which columns to show</w:t>
+              <w:t xml:space="preserve">It names the output of the query</w:t>
             </w:r>
           </w:p>
         </w:tc>
@@ -10355,7 +9409,7 @@
                 <w:sz w:val="16"/>
                 <w:szCs w:val="16"/>
               </w:rPr>
-              <w:t xml:space="preserve">because</w:t>
+              <w:t xml:space="preserve">quarter</w:t>
             </w:r>
           </w:p>
         </w:tc>
@@ -10388,7 +9442,7 @@
                 <w:sz w:val="16"/>
                 <w:szCs w:val="16"/>
               </w:rPr>
-              <w:t xml:space="preserve">How to summarise by customer</w:t>
+              <w:t xml:space="preserve">summarised</w:t>
             </w:r>
           </w:p>
         </w:tc>
@@ -10423,7 +9477,7 @@
                 <w:sz w:val="16"/>
                 <w:szCs w:val="16"/>
               </w:rPr>
-              <w:t xml:space="preserve">decision</w:t>
+              <w:t xml:space="preserve">history</w:t>
             </w:r>
           </w:p>
         </w:tc>
@@ -10456,7 +9510,7 @@
                 <w:sz w:val="16"/>
                 <w:szCs w:val="16"/>
               </w:rPr>
-              <w:t xml:space="preserve">decision</w:t>
+              <w:t xml:space="preserve">matches</w:t>
             </w:r>
           </w:p>
         </w:tc>
@@ -10491,7 +9545,7 @@
                 <w:sz w:val="16"/>
                 <w:szCs w:val="16"/>
               </w:rPr>
-              <w:t xml:space="preserve">history</w:t>
+              <w:t xml:space="preserve">average</w:t>
             </w:r>
           </w:p>
         </w:tc>
@@ -10524,7 +9578,7 @@
                 <w:sz w:val="16"/>
                 <w:szCs w:val="16"/>
               </w:rPr>
-              <w:t xml:space="preserve">modelling</w:t>
+              <w:t xml:space="preserve">GROUP BY</w:t>
             </w:r>
           </w:p>
         </w:tc>
@@ -10559,7 +9613,7 @@
                 <w:sz w:val="16"/>
                 <w:szCs w:val="16"/>
               </w:rPr>
-              <w:t xml:space="preserve">temperature</w:t>
+              <w:t xml:space="preserve">observations</w:t>
             </w:r>
           </w:p>
         </w:tc>
@@ -10592,7 +9646,7 @@
                 <w:sz w:val="16"/>
                 <w:szCs w:val="16"/>
               </w:rPr>
-              <w:t xml:space="preserve">suggests</w:t>
+              <w:t xml:space="preserve">modelling</w:t>
             </w:r>
           </w:p>
         </w:tc>
@@ -10627,7 +9681,7 @@
                 <w:sz w:val="16"/>
                 <w:szCs w:val="16"/>
               </w:rPr>
-              <w:t xml:space="preserve">observations</w:t>
+              <w:t xml:space="preserve">discover</w:t>
             </w:r>
           </w:p>
         </w:tc>
@@ -10660,7 +9714,7 @@
                 <w:sz w:val="16"/>
                 <w:szCs w:val="16"/>
               </w:rPr>
-              <w:t xml:space="preserve">qualify</w:t>
+              <w:t xml:space="preserve">exists</w:t>
             </w:r>
           </w:p>
         </w:tc>
@@ -10695,7 +9749,7 @@
                 <w:sz w:val="16"/>
                 <w:szCs w:val="16"/>
               </w:rPr>
-              <w:t xml:space="preserve">discover</w:t>
+              <w:t xml:space="preserve">preparation</w:t>
             </w:r>
           </w:p>
         </w:tc>
@@ -10728,7 +9782,7 @@
                 <w:sz w:val="16"/>
                 <w:szCs w:val="16"/>
               </w:rPr>
-              <w:t xml:space="preserve">describes</w:t>
+              <w:t xml:space="preserve">qualify</w:t>
             </w:r>
           </w:p>
         </w:tc>
@@ -10796,7 +9850,7 @@
                 <w:sz w:val="16"/>
                 <w:szCs w:val="16"/>
               </w:rPr>
-              <w:t xml:space="preserve">understand</w:t>
+              <w:t xml:space="preserve">confirm</w:t>
             </w:r>
           </w:p>
         </w:tc>
@@ -10864,7 +9918,7 @@
                 <w:sz w:val="16"/>
                 <w:szCs w:val="16"/>
               </w:rPr>
-              <w:t xml:space="preserve">evaluation</w:t>
+              <w:t xml:space="preserve">describes</w:t>
             </w:r>
           </w:p>
         </w:tc>
@@ -10899,7 +9953,7 @@
                 <w:sz w:val="16"/>
                 <w:szCs w:val="16"/>
               </w:rPr>
-              <w:t xml:space="preserve">dataset</w:t>
+              <w:t xml:space="preserve">pattern</w:t>
             </w:r>
           </w:p>
         </w:tc>
@@ -10932,7 +9986,7 @@
                 <w:sz w:val="16"/>
                 <w:szCs w:val="16"/>
               </w:rPr>
-              <w:t xml:space="preserve">summarised</w:t>
+              <w:t xml:space="preserve">understand</w:t>
             </w:r>
           </w:p>
         </w:tc>
@@ -10967,7 +10021,7 @@
                 <w:sz w:val="16"/>
                 <w:szCs w:val="16"/>
               </w:rPr>
-              <w:t xml:space="preserve">suggests</w:t>
+              <w:t xml:space="preserve">closely</w:t>
             </w:r>
           </w:p>
         </w:tc>
@@ -11000,7 +10054,7 @@
                 <w:sz w:val="16"/>
                 <w:szCs w:val="16"/>
               </w:rPr>
-              <w:t xml:space="preserve">GROUP BY — it collapses many rows into one per group</w:t>
+              <w:t xml:space="preserve">evaluation</w:t>
             </w:r>
           </w:p>
         </w:tc>
@@ -11035,7 +10089,7 @@
                 <w:sz w:val="16"/>
                 <w:szCs w:val="16"/>
               </w:rPr>
-              <w:t xml:space="preserve">closely</w:t>
+              <w:t xml:space="preserve">exactly</w:t>
             </w:r>
           </w:p>
         </w:tc>
@@ -11068,7 +10122,7 @@
                 <w:sz w:val="16"/>
                 <w:szCs w:val="16"/>
               </w:rPr>
-              <w:t xml:space="preserve">Understand the business</w:t>
+              <w:t xml:space="preserve">Prepare the data</w:t>
             </w:r>
           </w:p>
         </w:tc>
@@ -11103,7 +10157,7 @@
                 <w:sz w:val="16"/>
                 <w:szCs w:val="16"/>
               </w:rPr>
-              <w:t xml:space="preserve">finding</w:t>
+              <w:t xml:space="preserve">likely</w:t>
             </w:r>
           </w:p>
         </w:tc>
@@ -11136,7 +10190,7 @@
                 <w:sz w:val="16"/>
                 <w:szCs w:val="16"/>
               </w:rPr>
-              <w:t xml:space="preserve">Prepare the data</w:t>
+              <w:t xml:space="preserve">Evaluate</w:t>
             </w:r>
           </w:p>
         </w:tc>
@@ -11171,7 +10225,7 @@
                 <w:sz w:val="16"/>
                 <w:szCs w:val="16"/>
               </w:rPr>
-              <w:t xml:space="preserve">exactly</w:t>
+              <w:t xml:space="preserve">survives</w:t>
             </w:r>
           </w:p>
         </w:tc>
